--- a/examples/timeseries/doc/22_ts_lstm_dynamic_patience.docx
+++ b/examples/timeseries/doc/22_ts_lstm_dynamic_patience.docx
@@ -55,6 +55,45 @@
       <w:pPr>
         <w:pStyle w:val="SourceCode"/>
       </w:pPr>
+      <w:r>
+        <w:rPr>
+          <w:rStyle w:val="FunctionTok"/>
+        </w:rPr>
+        <w:t xml:space="preserve">source</w:t>
+      </w:r>
+      <w:r>
+        <w:rPr>
+          <w:rStyle w:val="NormalTok"/>
+        </w:rPr>
+        <w:t xml:space="preserve">(</w:t>
+      </w:r>
+      <w:r>
+        <w:rPr>
+          <w:rStyle w:val="FunctionTok"/>
+        </w:rPr>
+        <w:t xml:space="preserve">url</w:t>
+      </w:r>
+      <w:r>
+        <w:rPr>
+          <w:rStyle w:val="NormalTok"/>
+        </w:rPr>
+        <w:t xml:space="preserve">(</w:t>
+      </w:r>
+      <w:r>
+        <w:rPr>
+          <w:rStyle w:val="StringTok"/>
+        </w:rPr>
+        <w:t xml:space="preserve">"https://raw.githubusercontent.com/cefet-rj-dal/daltoolboxdp/main/examples/seed.R"</w:t>
+      </w:r>
+      <w:r>
+        <w:rPr>
+          <w:rStyle w:val="NormalTok"/>
+        </w:rPr>
+        <w:t xml:space="preserve">))</w:t>
+      </w:r>
+      <w:r>
+        <w:br/>
+      </w:r>
       <w:r>
         <w:rPr>
           <w:rStyle w:val="CommentTok"/>
@@ -1032,6 +1071,21 @@
       </w:r>
       <w:r>
         <w:rPr>
+          <w:rStyle w:val="FunctionTok"/>
+        </w:rPr>
+        <w:t xml:space="preserve">set_example_seed</w:t>
+      </w:r>
+      <w:r>
+        <w:rPr>
+          <w:rStyle w:val="NormalTok"/>
+        </w:rPr>
+        <w:t xml:space="preserve">()</w:t>
+      </w:r>
+      <w:r>
+        <w:br/>
+      </w:r>
+      <w:r>
+        <w:rPr>
           <w:rStyle w:val="NormalTok"/>
         </w:rPr>
         <w:t xml:space="preserve">model </w:t>
@@ -1593,7 +1647,7 @@
         <w:rPr>
           <w:rStyle w:val="VerbatimChar"/>
         </w:rPr>
-        <w:t xml:space="preserve">## [1] 0.002441363</w:t>
+        <w:t xml:space="preserve">## [1] 0.5164828</w:t>
       </w:r>
     </w:p>
     <w:p>
@@ -1923,7 +1977,7 @@
         <w:rPr>
           <w:rStyle w:val="VerbatimChar"/>
         </w:rPr>
-        <w:t xml:space="preserve">## [1] "0.41, 0.44"   "0.17, 0.20"   "-0.08, -0.07" "-0.32, -0.34" "-0.54, -0.59"</w:t>
+        <w:t xml:space="preserve">## [1] "0.41, 0.09"   "0.17, 0.08"   "-0.08, 0.04"  "-0.32, -0.01" "-0.54, -0.09"</w:t>
       </w:r>
     </w:p>
     <w:p>
@@ -2028,7 +2082,7 @@
         <w:rPr>
           <w:rStyle w:val="VerbatimChar"/>
         </w:rPr>
-        <w:t xml:space="preserve">##            mse      smape        R2</w:t>
+        <w:t xml:space="preserve">##          mse   smape        R2</w:t>
       </w:r>
       <w:r>
         <w:br/>
@@ -2037,7 +2091,7 @@
         <w:rPr>
           <w:rStyle w:val="VerbatimChar"/>
         </w:rPr>
-        <w:t xml:space="preserve">## 1 0.0008254498 0.09173933 0.9928705</w:t>
+        <w:t xml:space="preserve">## 1 0.08422923 1.44837 0.2725078</w:t>
       </w:r>
     </w:p>
     <w:p>
@@ -2137,7 +2191,7 @@
         <w:rPr>
           <w:rStyle w:val="VerbatimChar"/>
         </w:rPr>
-        <w:t xml:space="preserve">## [1] "smape: 9.17"</w:t>
+        <w:t xml:space="preserve">## [1] "smape: 144.84"</w:t>
       </w:r>
     </w:p>
     <w:p>
@@ -2356,7 +2410,7 @@
               <a:graphicData uri="http://schemas.openxmlformats.org/drawingml/2006/picture">
                 <pic:pic>
                   <pic:nvPicPr>
-                    <pic:cNvPr descr="/home/gpca/daltoolboxdp/examples/timeseries/doc/22_ts_lstm_dynamic_patience_files/7f4661799ac0b2e812a0948b8d70558f8cd1cdea.png" id="14" name="Picture"/>
+                    <pic:cNvPr descr="/home/gpca/daltoolboxdp/examples/timeseries/doc/22_ts_lstm_dynamic_patience_files/94f074c17791be9664b69206811803f12fbe11ec.png" id="14" name="Picture"/>
                     <pic:cNvPicPr>
                       <a:picLocks noChangeArrowheads="1" noChangeAspect="1"/>
                     </pic:cNvPicPr>
@@ -2911,7 +2965,7 @@
               <a:graphicData uri="http://schemas.openxmlformats.org/drawingml/2006/picture">
                 <pic:pic>
                   <pic:nvPicPr>
-                    <pic:cNvPr descr="/home/gpca/daltoolboxdp/examples/timeseries/doc/22_ts_lstm_dynamic_patience_files/f0a340eb13624f9779e755c8644e9b6aa4b08789.png" id="17" name="Picture"/>
+                    <pic:cNvPr descr="/home/gpca/daltoolboxdp/examples/timeseries/doc/22_ts_lstm_dynamic_patience_files/3c27bddce3b66b2ce87abd2d677ff1c71a4eadbe.png" id="17" name="Picture"/>
                     <pic:cNvPicPr>
                       <a:picLocks noChangeArrowheads="1" noChangeAspect="1"/>
                     </pic:cNvPicPr>
@@ -2990,7 +3044,7 @@
         <w:rPr>
           <w:rStyle w:val="VerbatimChar"/>
         </w:rPr>
-        <w:t xml:space="preserve">## [1] 117</w:t>
+        <w:t xml:space="preserve">## [1] 40</w:t>
       </w:r>
     </w:p>
     <w:p>

--- a/examples/timeseries/doc/22_ts_lstm_dynamic_patience.docx
+++ b/examples/timeseries/doc/22_ts_lstm_dynamic_patience.docx
@@ -1647,7 +1647,7 @@
         <w:rPr>
           <w:rStyle w:val="VerbatimChar"/>
         </w:rPr>
-        <w:t xml:space="preserve">## [1] 0.5164828</w:t>
+        <w:t xml:space="preserve">## [1] 0.5261747</w:t>
       </w:r>
     </w:p>
     <w:p>
@@ -1977,7 +1977,7 @@
         <w:rPr>
           <w:rStyle w:val="VerbatimChar"/>
         </w:rPr>
-        <w:t xml:space="preserve">## [1] "0.41, 0.09"   "0.17, 0.08"   "-0.08, 0.04"  "-0.32, -0.01" "-0.54, -0.09"</w:t>
+        <w:t xml:space="preserve">## [1] "0.41, 0.09"   "0.17, 0.07"   "-0.08, 0.04"  "-0.32, -0.02" "-0.54, -0.10"</w:t>
       </w:r>
     </w:p>
     <w:p>
@@ -2082,7 +2082,7 @@
         <w:rPr>
           <w:rStyle w:val="VerbatimChar"/>
         </w:rPr>
-        <w:t xml:space="preserve">##          mse   smape        R2</w:t>
+        <w:t xml:space="preserve">##          mse    smape        R2</w:t>
       </w:r>
       <w:r>
         <w:br/>
@@ -2091,7 +2091,7 @@
         <w:rPr>
           <w:rStyle w:val="VerbatimChar"/>
         </w:rPr>
-        <w:t xml:space="preserve">## 1 0.08422923 1.44837 0.2725078</w:t>
+        <w:t xml:space="preserve">## 1 0.08222767 1.442834 0.2897954</w:t>
       </w:r>
     </w:p>
     <w:p>
@@ -2191,7 +2191,7 @@
         <w:rPr>
           <w:rStyle w:val="VerbatimChar"/>
         </w:rPr>
-        <w:t xml:space="preserve">## [1] "smape: 144.84"</w:t>
+        <w:t xml:space="preserve">## [1] "smape: 144.28"</w:t>
       </w:r>
     </w:p>
     <w:p>
@@ -2410,7 +2410,7 @@
               <a:graphicData uri="http://schemas.openxmlformats.org/drawingml/2006/picture">
                 <pic:pic>
                   <pic:nvPicPr>
-                    <pic:cNvPr descr="/home/gpca/daltoolboxdp/examples/timeseries/doc/22_ts_lstm_dynamic_patience_files/94f074c17791be9664b69206811803f12fbe11ec.png" id="14" name="Picture"/>
+                    <pic:cNvPr descr="/home/gpca/daltoolboxdp/examples/timeseries/doc/22_ts_lstm_dynamic_patience_files/88f571107d69998debc98823a629ed258d025e42.png" id="14" name="Picture"/>
                     <pic:cNvPicPr>
                       <a:picLocks noChangeArrowheads="1" noChangeAspect="1"/>
                     </pic:cNvPicPr>
@@ -2965,7 +2965,7 @@
               <a:graphicData uri="http://schemas.openxmlformats.org/drawingml/2006/picture">
                 <pic:pic>
                   <pic:nvPicPr>
-                    <pic:cNvPr descr="/home/gpca/daltoolboxdp/examples/timeseries/doc/22_ts_lstm_dynamic_patience_files/3c27bddce3b66b2ce87abd2d677ff1c71a4eadbe.png" id="17" name="Picture"/>
+                    <pic:cNvPr descr="/home/gpca/daltoolboxdp/examples/timeseries/doc/22_ts_lstm_dynamic_patience_files/c1e833001b4defd026944242d69a628fe8ac5f6e.png" id="17" name="Picture"/>
                     <pic:cNvPicPr>
                       <a:picLocks noChangeArrowheads="1" noChangeAspect="1"/>
                     </pic:cNvPicPr>

--- a/examples/timeseries/doc/22_ts_lstm_dynamic_patience.docx
+++ b/examples/timeseries/doc/22_ts_lstm_dynamic_patience.docx
@@ -1647,7 +1647,7 @@
         <w:rPr>
           <w:rStyle w:val="VerbatimChar"/>
         </w:rPr>
-        <w:t xml:space="preserve">## [1] 0.5261747</w:t>
+        <w:t xml:space="preserve">## [1] 0.3511412</w:t>
       </w:r>
     </w:p>
     <w:p>
@@ -1977,7 +1977,7 @@
         <w:rPr>
           <w:rStyle w:val="VerbatimChar"/>
         </w:rPr>
-        <w:t xml:space="preserve">## [1] "0.41, 0.09"   "0.17, 0.07"   "-0.08, 0.04"  "-0.32, -0.02" "-0.54, -0.10"</w:t>
+        <w:t xml:space="preserve">## [1] "0.41, 0.47"  "0.17, 0.44"  "-0.08, 0.39" "-0.32, 0.31" "-0.54, 0.20"</w:t>
       </w:r>
     </w:p>
     <w:p>
@@ -2082,7 +2082,7 @@
         <w:rPr>
           <w:rStyle w:val="VerbatimChar"/>
         </w:rPr>
-        <w:t xml:space="preserve">##          mse    smape        R2</w:t>
+        <w:t xml:space="preserve">##         mse    smape        R2</w:t>
       </w:r>
       <w:r>
         <w:br/>
@@ -2091,7 +2091,7 @@
         <w:rPr>
           <w:rStyle w:val="VerbatimChar"/>
         </w:rPr>
-        <w:t xml:space="preserve">## 1 0.08222767 1.442834 0.2897954</w:t>
+        <w:t xml:space="preserve">## 1 0.2477918 1.403182 -1.140191</w:t>
       </w:r>
     </w:p>
     <w:p>
@@ -2191,7 +2191,7 @@
         <w:rPr>
           <w:rStyle w:val="VerbatimChar"/>
         </w:rPr>
-        <w:t xml:space="preserve">## [1] "smape: 144.28"</w:t>
+        <w:t xml:space="preserve">## [1] "smape: 140.32"</w:t>
       </w:r>
     </w:p>
     <w:p>
@@ -2410,7 +2410,7 @@
               <a:graphicData uri="http://schemas.openxmlformats.org/drawingml/2006/picture">
                 <pic:pic>
                   <pic:nvPicPr>
-                    <pic:cNvPr descr="/home/gpca/daltoolboxdp/examples/timeseries/doc/22_ts_lstm_dynamic_patience_files/88f571107d69998debc98823a629ed258d025e42.png" id="14" name="Picture"/>
+                    <pic:cNvPr descr="/home/gpca/daltoolboxdp/examples/timeseries/doc/22_ts_lstm_dynamic_patience_files/eba8d50a7a79ed1bf4622e01d823ad6b00348989.png" id="14" name="Picture"/>
                     <pic:cNvPicPr>
                       <a:picLocks noChangeArrowheads="1" noChangeAspect="1"/>
                     </pic:cNvPicPr>
@@ -2965,7 +2965,7 @@
               <a:graphicData uri="http://schemas.openxmlformats.org/drawingml/2006/picture">
                 <pic:pic>
                   <pic:nvPicPr>
-                    <pic:cNvPr descr="/home/gpca/daltoolboxdp/examples/timeseries/doc/22_ts_lstm_dynamic_patience_files/c1e833001b4defd026944242d69a628fe8ac5f6e.png" id="17" name="Picture"/>
+                    <pic:cNvPr descr="/home/gpca/daltoolboxdp/examples/timeseries/doc/22_ts_lstm_dynamic_patience_files/b3b1058f348a9db4bab056feb02789636e689c47.png" id="17" name="Picture"/>
                     <pic:cNvPicPr>
                       <a:picLocks noChangeArrowheads="1" noChangeAspect="1"/>
                     </pic:cNvPicPr>
@@ -3044,7 +3044,7 @@
         <w:rPr>
           <w:rStyle w:val="VerbatimChar"/>
         </w:rPr>
-        <w:t xml:space="preserve">## [1] 40</w:t>
+        <w:t xml:space="preserve">## [1] 56</w:t>
       </w:r>
     </w:p>
     <w:p>

--- a/examples/timeseries/doc/22_ts_lstm_dynamic_patience.docx
+++ b/examples/timeseries/doc/22_ts_lstm_dynamic_patience.docx
@@ -1647,7 +1647,7 @@
         <w:rPr>
           <w:rStyle w:val="VerbatimChar"/>
         </w:rPr>
-        <w:t xml:space="preserve">## [1] 0.3511412</w:t>
+        <w:t xml:space="preserve">## [1] 0.7114993</w:t>
       </w:r>
     </w:p>
     <w:p>
@@ -1977,7 +1977,7 @@
         <w:rPr>
           <w:rStyle w:val="VerbatimChar"/>
         </w:rPr>
-        <w:t xml:space="preserve">## [1] "0.41, 0.47"  "0.17, 0.44"  "-0.08, 0.39" "-0.32, 0.31" "-0.54, 0.20"</w:t>
+        <w:t xml:space="preserve">## [1] "0.41, -0.19"  "0.17, -0.20"  "-0.08, -0.23" "-0.32, -0.28" "-0.54, -0.35"</w:t>
       </w:r>
     </w:p>
     <w:p>
@@ -2082,7 +2082,7 @@
         <w:rPr>
           <w:rStyle w:val="VerbatimChar"/>
         </w:rPr>
-        <w:t xml:space="preserve">##         mse    smape        R2</w:t>
+        <w:t xml:space="preserve">##         mse    smape         R2</w:t>
       </w:r>
       <w:r>
         <w:br/>
@@ -2091,7 +2091,7 @@
         <w:rPr>
           <w:rStyle w:val="VerbatimChar"/>
         </w:rPr>
-        <w:t xml:space="preserve">## 1 0.2477918 1.403182 -1.140191</w:t>
+        <w:t xml:space="preserve">## 1 0.1128045 1.113771 0.02570206</w:t>
       </w:r>
     </w:p>
     <w:p>
@@ -2191,7 +2191,7 @@
         <w:rPr>
           <w:rStyle w:val="VerbatimChar"/>
         </w:rPr>
-        <w:t xml:space="preserve">## [1] "smape: 140.32"</w:t>
+        <w:t xml:space="preserve">## [1] "smape: 111.38"</w:t>
       </w:r>
     </w:p>
     <w:p>
@@ -2410,7 +2410,7 @@
               <a:graphicData uri="http://schemas.openxmlformats.org/drawingml/2006/picture">
                 <pic:pic>
                   <pic:nvPicPr>
-                    <pic:cNvPr descr="/home/gpca/daltoolboxdp/examples/timeseries/doc/22_ts_lstm_dynamic_patience_files/eba8d50a7a79ed1bf4622e01d823ad6b00348989.png" id="14" name="Picture"/>
+                    <pic:cNvPr descr="/home/gpca/daltoolboxdp/examples/timeseries/doc/22_ts_lstm_dynamic_patience_files/402c0d00e349ba957bcf6e53db5b6a318fb0e894.png" id="14" name="Picture"/>
                     <pic:cNvPicPr>
                       <a:picLocks noChangeArrowheads="1" noChangeAspect="1"/>
                     </pic:cNvPicPr>
@@ -2965,7 +2965,7 @@
               <a:graphicData uri="http://schemas.openxmlformats.org/drawingml/2006/picture">
                 <pic:pic>
                   <pic:nvPicPr>
-                    <pic:cNvPr descr="/home/gpca/daltoolboxdp/examples/timeseries/doc/22_ts_lstm_dynamic_patience_files/b3b1058f348a9db4bab056feb02789636e689c47.png" id="17" name="Picture"/>
+                    <pic:cNvPr descr="/home/gpca/daltoolboxdp/examples/timeseries/doc/22_ts_lstm_dynamic_patience_files/a10bd4ada9d2fc983db245ed29be214baa386ea5.png" id="17" name="Picture"/>
                     <pic:cNvPicPr>
                       <a:picLocks noChangeArrowheads="1" noChangeAspect="1"/>
                     </pic:cNvPicPr>
@@ -3044,7 +3044,7 @@
         <w:rPr>
           <w:rStyle w:val="VerbatimChar"/>
         </w:rPr>
-        <w:t xml:space="preserve">## [1] 56</w:t>
+        <w:t xml:space="preserve">## [1] 37</w:t>
       </w:r>
     </w:p>
     <w:p>

--- a/examples/timeseries/doc/22_ts_lstm_dynamic_patience.docx
+++ b/examples/timeseries/doc/22_ts_lstm_dynamic_patience.docx
@@ -1647,7 +1647,7 @@
         <w:rPr>
           <w:rStyle w:val="VerbatimChar"/>
         </w:rPr>
-        <w:t xml:space="preserve">## [1] 0.7114993</w:t>
+        <w:t xml:space="preserve">## [1] 0.002231903</w:t>
       </w:r>
     </w:p>
     <w:p>
@@ -1977,7 +1977,7 @@
         <w:rPr>
           <w:rStyle w:val="VerbatimChar"/>
         </w:rPr>
-        <w:t xml:space="preserve">## [1] "0.41, -0.19"  "0.17, -0.20"  "-0.08, -0.23" "-0.32, -0.28" "-0.54, -0.35"</w:t>
+        <w:t xml:space="preserve">## [1] "0.41, 0.39"   "0.17, 0.18"   "-0.08, -0.05" "-0.32, -0.28" "-0.54, -0.52"</w:t>
       </w:r>
     </w:p>
     <w:p>
@@ -2082,7 +2082,7 @@
         <w:rPr>
           <w:rStyle w:val="VerbatimChar"/>
         </w:rPr>
-        <w:t xml:space="preserve">##         mse    smape         R2</w:t>
+        <w:t xml:space="preserve">##            mse     smape        R2</w:t>
       </w:r>
       <w:r>
         <w:br/>
@@ -2091,7 +2091,7 @@
         <w:rPr>
           <w:rStyle w:val="VerbatimChar"/>
         </w:rPr>
-        <w:t xml:space="preserve">## 1 0.1128045 1.113771 0.02570206</w:t>
+        <w:t xml:space="preserve">## 1 0.0007411934 0.1523018 0.9935983</w:t>
       </w:r>
     </w:p>
     <w:p>
@@ -2191,7 +2191,7 @@
         <w:rPr>
           <w:rStyle w:val="VerbatimChar"/>
         </w:rPr>
-        <w:t xml:space="preserve">## [1] "smape: 111.38"</w:t>
+        <w:t xml:space="preserve">## [1] "smape: 15.23"</w:t>
       </w:r>
     </w:p>
     <w:p>
@@ -2410,7 +2410,7 @@
               <a:graphicData uri="http://schemas.openxmlformats.org/drawingml/2006/picture">
                 <pic:pic>
                   <pic:nvPicPr>
-                    <pic:cNvPr descr="/home/gpca/daltoolboxdp/examples/timeseries/doc/22_ts_lstm_dynamic_patience_files/402c0d00e349ba957bcf6e53db5b6a318fb0e894.png" id="14" name="Picture"/>
+                    <pic:cNvPr descr="/home/gpca/daltoolboxdp/examples/timeseries/doc/22_ts_lstm_dynamic_patience_files/e3966ee09fdcbde715444517f105b77b9bca2c76.png" id="14" name="Picture"/>
                     <pic:cNvPicPr>
                       <a:picLocks noChangeArrowheads="1" noChangeAspect="1"/>
                     </pic:cNvPicPr>
@@ -2965,7 +2965,7 @@
               <a:graphicData uri="http://schemas.openxmlformats.org/drawingml/2006/picture">
                 <pic:pic>
                   <pic:nvPicPr>
-                    <pic:cNvPr descr="/home/gpca/daltoolboxdp/examples/timeseries/doc/22_ts_lstm_dynamic_patience_files/a10bd4ada9d2fc983db245ed29be214baa386ea5.png" id="17" name="Picture"/>
+                    <pic:cNvPr descr="/home/gpca/daltoolboxdp/examples/timeseries/doc/22_ts_lstm_dynamic_patience_files/c3468c08751aab5eb92985b5909e7cbb647fb950.png" id="17" name="Picture"/>
                     <pic:cNvPicPr>
                       <a:picLocks noChangeArrowheads="1" noChangeAspect="1"/>
                     </pic:cNvPicPr>
@@ -3044,7 +3044,7 @@
         <w:rPr>
           <w:rStyle w:val="VerbatimChar"/>
         </w:rPr>
-        <w:t xml:space="preserve">## [1] 37</w:t>
+        <w:t xml:space="preserve">## [1] 147</w:t>
       </w:r>
     </w:p>
     <w:p>

--- a/examples/timeseries/doc/22_ts_lstm_dynamic_patience.docx
+++ b/examples/timeseries/doc/22_ts_lstm_dynamic_patience.docx
@@ -738,553 +738,529 @@
         <w:pStyle w:val="FirstParagraph"/>
       </w:pPr>
       <w:r>
-        <w:t xml:space="preserve">We now train the LSTM model with dynamic validation and patience-based early stopping.</w:t>
+        <w:t xml:space="preserve">Contract note</w:t>
+      </w:r>
+      <w:r>
+        <w:t xml:space="preserve"> </w:t>
+      </w:r>
+      <w:r>
+        <w:t xml:space="preserve">-</w:t>
+      </w:r>
+      <w:r>
+        <w:t xml:space="preserve"> </w:t>
+      </w:r>
+      <w:r>
+        <w:rPr>
+          <w:rStyle w:val="VerbatimChar"/>
+        </w:rPr>
+        <w:t xml:space="preserve">fit()</w:t>
+      </w:r>
+      <w:r>
+        <w:t xml:space="preserve"> </w:t>
+      </w:r>
+      <w:r>
+        <w:t xml:space="preserve">consumes the supervised projection</w:t>
+      </w:r>
+      <w:r>
+        <w:t xml:space="preserve"> </w:t>
+      </w:r>
+      <w:r>
+        <w:rPr>
+          <w:rStyle w:val="VerbatimChar"/>
+        </w:rPr>
+        <w:t xml:space="preserve">x = io_train$input</w:t>
+      </w:r>
+      <w:r>
+        <w:t xml:space="preserve"> </w:t>
+      </w:r>
+      <w:r>
+        <w:t xml:space="preserve">and</w:t>
+      </w:r>
+      <w:r>
+        <w:t xml:space="preserve"> </w:t>
+      </w:r>
+      <w:r>
+        <w:rPr>
+          <w:rStyle w:val="VerbatimChar"/>
+        </w:rPr>
+        <w:t xml:space="preserve">y = io_train$output</w:t>
+      </w:r>
+      <w:r>
+        <w:t xml:space="preserve">.</w:t>
+      </w:r>
+      <w:r>
+        <w:t xml:space="preserve"> </w:t>
+      </w:r>
+      <w:r>
+        <w:t xml:space="preserve">-</w:t>
+      </w:r>
+      <w:r>
+        <w:t xml:space="preserve"> </w:t>
+      </w:r>
+      <w:r>
+        <w:rPr>
+          <w:rStyle w:val="VerbatimChar"/>
+        </w:rPr>
+        <w:t xml:space="preserve">predict()</w:t>
+      </w:r>
+      <w:r>
+        <w:t xml:space="preserve"> </w:t>
+      </w:r>
+      <w:r>
+        <w:t xml:space="preserve">is interpreted here as the numeric forecast path;</w:t>
+      </w:r>
+      <w:r>
+        <w:t xml:space="preserve"> </w:t>
+      </w:r>
+      <w:r>
+        <w:rPr>
+          <w:rStyle w:val="VerbatimChar"/>
+        </w:rPr>
+        <w:t xml:space="preserve">as.vector()</w:t>
+      </w:r>
+      <w:r>
+        <w:t xml:space="preserve"> </w:t>
+      </w:r>
+      <w:r>
+        <w:t xml:space="preserve">keeps that explicit for downstream code.</w:t>
       </w:r>
     </w:p>
     <w:p>
       <w:pPr>
-        <w:pStyle w:val="SourceCode"/>
-      </w:pPr>
-      <w:r>
-        <w:rPr>
-          <w:rStyle w:val="CommentTok"/>
-        </w:rPr>
-        <w:t xml:space="preserve"># Training the LSTM model</w:t>
-      </w:r>
-      <w:r>
-        <w:br/>
-      </w:r>
-      <w:r>
-        <w:br/>
-      </w:r>
-      <w:r>
-        <w:rPr>
-          <w:rStyle w:val="NormalTok"/>
-        </w:rPr>
-        <w:t xml:space="preserve">model </w:t>
-      </w:r>
-      <w:r>
-        <w:rPr>
-          <w:rStyle w:val="OtherTok"/>
-        </w:rPr>
-        <w:t xml:space="preserve">&lt;-</w:t>
-      </w:r>
-      <w:r>
-        <w:rPr>
-          <w:rStyle w:val="NormalTok"/>
-        </w:rPr>
-        <w:t xml:space="preserve"> </w:t>
-      </w:r>
-      <w:r>
-        <w:rPr>
-          <w:rStyle w:val="FunctionTok"/>
-        </w:rPr>
-        <w:t xml:space="preserve">ts_lstm</w:t>
-      </w:r>
-      <w:r>
-        <w:rPr>
-          <w:rStyle w:val="NormalTok"/>
-        </w:rPr>
-        <w:t xml:space="preserve">(</w:t>
-      </w:r>
-      <w:r>
-        <w:br/>
-      </w:r>
-      <w:r>
-        <w:rPr>
-          <w:rStyle w:val="NormalTok"/>
-        </w:rPr>
-        <w:t xml:space="preserve">  </w:t>
-      </w:r>
-      <w:r>
-        <w:rPr>
-          <w:rStyle w:val="FunctionTok"/>
-        </w:rPr>
-        <w:t xml:space="preserve">ts_norm_gminmax</w:t>
-      </w:r>
-      <w:r>
-        <w:rPr>
-          <w:rStyle w:val="NormalTok"/>
-        </w:rPr>
-        <w:t xml:space="preserve">(),</w:t>
-      </w:r>
-      <w:r>
-        <w:br/>
-      </w:r>
-      <w:r>
-        <w:rPr>
-          <w:rStyle w:val="NormalTok"/>
-        </w:rPr>
-        <w:t xml:space="preserve">  </w:t>
-      </w:r>
-      <w:r>
-        <w:rPr>
-          <w:rStyle w:val="AttributeTok"/>
-        </w:rPr>
-        <w:t xml:space="preserve">input_size =</w:t>
-      </w:r>
-      <w:r>
-        <w:rPr>
-          <w:rStyle w:val="NormalTok"/>
-        </w:rPr>
-        <w:t xml:space="preserve"> </w:t>
-      </w:r>
-      <w:r>
-        <w:rPr>
-          <w:rStyle w:val="DecValTok"/>
-        </w:rPr>
-        <w:t xml:space="preserve">9</w:t>
-      </w:r>
-      <w:r>
-        <w:rPr>
-          <w:rStyle w:val="NormalTok"/>
-        </w:rPr>
-        <w:t xml:space="preserve">,</w:t>
-      </w:r>
-      <w:r>
-        <w:br/>
-      </w:r>
-      <w:r>
-        <w:rPr>
-          <w:rStyle w:val="NormalTok"/>
-        </w:rPr>
-        <w:t xml:space="preserve">  </w:t>
-      </w:r>
-      <w:r>
-        <w:rPr>
-          <w:rStyle w:val="AttributeTok"/>
-        </w:rPr>
-        <w:t xml:space="preserve">sequence_length =</w:t>
-      </w:r>
-      <w:r>
-        <w:rPr>
-          <w:rStyle w:val="NormalTok"/>
-        </w:rPr>
-        <w:t xml:space="preserve"> </w:t>
-      </w:r>
-      <w:r>
-        <w:rPr>
-          <w:rStyle w:val="DecValTok"/>
-        </w:rPr>
-        <w:t xml:space="preserve">3</w:t>
-      </w:r>
-      <w:r>
-        <w:rPr>
-          <w:rStyle w:val="DataTypeTok"/>
-        </w:rPr>
-        <w:t xml:space="preserve">L</w:t>
-      </w:r>
-      <w:r>
-        <w:rPr>
-          <w:rStyle w:val="NormalTok"/>
-        </w:rPr>
-        <w:t xml:space="preserve">,</w:t>
-      </w:r>
-      <w:r>
-        <w:br/>
-      </w:r>
-      <w:r>
-        <w:rPr>
-          <w:rStyle w:val="NormalTok"/>
-        </w:rPr>
-        <w:t xml:space="preserve">  </w:t>
-      </w:r>
-      <w:r>
-        <w:rPr>
-          <w:rStyle w:val="AttributeTok"/>
-        </w:rPr>
-        <w:t xml:space="preserve">hidden_size =</w:t>
-      </w:r>
-      <w:r>
-        <w:rPr>
-          <w:rStyle w:val="NormalTok"/>
-        </w:rPr>
-        <w:t xml:space="preserve"> </w:t>
-      </w:r>
-      <w:r>
-        <w:rPr>
-          <w:rStyle w:val="DecValTok"/>
-        </w:rPr>
-        <w:t xml:space="preserve">16</w:t>
-      </w:r>
-      <w:r>
-        <w:rPr>
-          <w:rStyle w:val="DataTypeTok"/>
-        </w:rPr>
-        <w:t xml:space="preserve">L</w:t>
-      </w:r>
-      <w:r>
-        <w:rPr>
-          <w:rStyle w:val="NormalTok"/>
-        </w:rPr>
-        <w:t xml:space="preserve">,</w:t>
-      </w:r>
-      <w:r>
-        <w:br/>
-      </w:r>
-      <w:r>
-        <w:rPr>
-          <w:rStyle w:val="NormalTok"/>
-        </w:rPr>
-        <w:t xml:space="preserve">  </w:t>
-      </w:r>
-      <w:r>
-        <w:rPr>
-          <w:rStyle w:val="AttributeTok"/>
-        </w:rPr>
-        <w:t xml:space="preserve">epochs =</w:t>
-      </w:r>
-      <w:r>
-        <w:rPr>
-          <w:rStyle w:val="NormalTok"/>
-        </w:rPr>
-        <w:t xml:space="preserve"> </w:t>
-      </w:r>
-      <w:r>
-        <w:rPr>
-          <w:rStyle w:val="DecValTok"/>
-        </w:rPr>
-        <w:t xml:space="preserve">300</w:t>
-      </w:r>
-      <w:r>
-        <w:rPr>
-          <w:rStyle w:val="DataTypeTok"/>
-        </w:rPr>
-        <w:t xml:space="preserve">L</w:t>
-      </w:r>
-      <w:r>
-        <w:rPr>
-          <w:rStyle w:val="NormalTok"/>
-        </w:rPr>
-        <w:t xml:space="preserve">,</w:t>
-      </w:r>
-      <w:r>
-        <w:br/>
-      </w:r>
-      <w:r>
-        <w:rPr>
-          <w:rStyle w:val="NormalTok"/>
-        </w:rPr>
-        <w:t xml:space="preserve">  </w:t>
-      </w:r>
-      <w:r>
-        <w:rPr>
-          <w:rStyle w:val="AttributeTok"/>
-        </w:rPr>
-        <w:t xml:space="preserve">validation_strategy =</w:t>
-      </w:r>
-      <w:r>
-        <w:rPr>
-          <w:rStyle w:val="NormalTok"/>
-        </w:rPr>
-        <w:t xml:space="preserve"> </w:t>
-      </w:r>
-      <w:r>
-        <w:rPr>
-          <w:rStyle w:val="StringTok"/>
-        </w:rPr>
-        <w:t xml:space="preserve">"dynamic"</w:t>
-      </w:r>
-      <w:r>
-        <w:rPr>
-          <w:rStyle w:val="NormalTok"/>
-        </w:rPr>
-        <w:t xml:space="preserve">,</w:t>
-      </w:r>
-      <w:r>
-        <w:br/>
-      </w:r>
-      <w:r>
-        <w:rPr>
-          <w:rStyle w:val="NormalTok"/>
-        </w:rPr>
-        <w:t xml:space="preserve">  </w:t>
-      </w:r>
-      <w:r>
-        <w:rPr>
-          <w:rStyle w:val="AttributeTok"/>
-        </w:rPr>
-        <w:t xml:space="preserve">stopping_rule =</w:t>
-      </w:r>
-      <w:r>
-        <w:rPr>
-          <w:rStyle w:val="NormalTok"/>
-        </w:rPr>
-        <w:t xml:space="preserve"> </w:t>
-      </w:r>
-      <w:r>
-        <w:rPr>
-          <w:rStyle w:val="StringTok"/>
-        </w:rPr>
-        <w:t xml:space="preserve">"patience"</w:t>
-      </w:r>
-      <w:r>
-        <w:rPr>
-          <w:rStyle w:val="NormalTok"/>
-        </w:rPr>
-        <w:t xml:space="preserve">,</w:t>
-      </w:r>
-      <w:r>
-        <w:br/>
-      </w:r>
-      <w:r>
-        <w:rPr>
-          <w:rStyle w:val="NormalTok"/>
-        </w:rPr>
-        <w:t xml:space="preserve">  </w:t>
-      </w:r>
-      <w:r>
-        <w:rPr>
-          <w:rStyle w:val="AttributeTok"/>
-        </w:rPr>
-        <w:t xml:space="preserve">patience =</w:t>
-      </w:r>
-      <w:r>
-        <w:rPr>
-          <w:rStyle w:val="NormalTok"/>
-        </w:rPr>
-        <w:t xml:space="preserve"> </w:t>
-      </w:r>
-      <w:r>
-        <w:rPr>
-          <w:rStyle w:val="DecValTok"/>
-        </w:rPr>
-        <w:t xml:space="preserve">20</w:t>
-      </w:r>
-      <w:r>
-        <w:rPr>
-          <w:rStyle w:val="DataTypeTok"/>
-        </w:rPr>
-        <w:t xml:space="preserve">L</w:t>
-      </w:r>
-      <w:r>
-        <w:br/>
-      </w:r>
-      <w:r>
-        <w:rPr>
-          <w:rStyle w:val="NormalTok"/>
-        </w:rPr>
-        <w:t xml:space="preserve">)</w:t>
-      </w:r>
-      <w:r>
-        <w:br/>
-      </w:r>
-      <w:r>
-        <w:rPr>
-          <w:rStyle w:val="FunctionTok"/>
-        </w:rPr>
-        <w:t xml:space="preserve">set_example_seed</w:t>
-      </w:r>
-      <w:r>
-        <w:rPr>
-          <w:rStyle w:val="NormalTok"/>
-        </w:rPr>
-        <w:t xml:space="preserve">()</w:t>
-      </w:r>
-      <w:r>
-        <w:br/>
-      </w:r>
-      <w:r>
-        <w:rPr>
-          <w:rStyle w:val="NormalTok"/>
-        </w:rPr>
-        <w:t xml:space="preserve">model </w:t>
-      </w:r>
-      <w:r>
-        <w:rPr>
-          <w:rStyle w:val="OtherTok"/>
-        </w:rPr>
-        <w:t xml:space="preserve">&lt;-</w:t>
-      </w:r>
-      <w:r>
-        <w:rPr>
-          <w:rStyle w:val="NormalTok"/>
-        </w:rPr>
-        <w:t xml:space="preserve"> </w:t>
-      </w:r>
-      <w:r>
-        <w:rPr>
-          <w:rStyle w:val="FunctionTok"/>
-        </w:rPr>
-        <w:t xml:space="preserve">fit</w:t>
-      </w:r>
-      <w:r>
-        <w:rPr>
-          <w:rStyle w:val="NormalTok"/>
-        </w:rPr>
-        <w:t xml:space="preserve">(model, </w:t>
-      </w:r>
-      <w:r>
-        <w:rPr>
-          <w:rStyle w:val="AttributeTok"/>
-        </w:rPr>
-        <w:t xml:space="preserve">x =</w:t>
-      </w:r>
-      <w:r>
-        <w:rPr>
-          <w:rStyle w:val="NormalTok"/>
-        </w:rPr>
-        <w:t xml:space="preserve"> io_train</w:t>
-      </w:r>
-      <w:r>
-        <w:rPr>
-          <w:rStyle w:val="SpecialCharTok"/>
-        </w:rPr>
-        <w:t xml:space="preserve">$</w:t>
-      </w:r>
-      <w:r>
-        <w:rPr>
-          <w:rStyle w:val="NormalTok"/>
-        </w:rPr>
-        <w:t xml:space="preserve">input, </w:t>
-      </w:r>
-      <w:r>
-        <w:rPr>
-          <w:rStyle w:val="AttributeTok"/>
-        </w:rPr>
-        <w:t xml:space="preserve">y =</w:t>
-      </w:r>
-      <w:r>
-        <w:rPr>
-          <w:rStyle w:val="NormalTok"/>
-        </w:rPr>
-        <w:t xml:space="preserve"> io_train</w:t>
-      </w:r>
-      <w:r>
-        <w:rPr>
-          <w:rStyle w:val="SpecialCharTok"/>
-        </w:rPr>
-        <w:t xml:space="preserve">$</w:t>
-      </w:r>
-      <w:r>
-        <w:rPr>
-          <w:rStyle w:val="NormalTok"/>
-        </w:rPr>
-        <w:t xml:space="preserve">output)</w:t>
+        <w:pStyle w:val="BodyText"/>
+      </w:pPr>
+      <w:r>
+        <w:t xml:space="preserve">We now train the LSTM model with dynamic validation and patience-based early stopping.</w:t>
       </w:r>
     </w:p>
     <w:p>
       <w:pPr>
-        <w:pStyle w:val="FirstParagraph"/>
-      </w:pPr>
-      <w:r>
-        <w:t xml:space="preserve">Constructor configuration</w:t>
-      </w:r>
-      <w:r>
-        <w:t xml:space="preserve"> </w:t>
-      </w:r>
-      <w:r>
-        <w:t xml:space="preserve">-</w:t>
-      </w:r>
-      <w:r>
-        <w:t xml:space="preserve"> </w:t>
-      </w:r>
-      <w:r>
-        <w:rPr>
-          <w:rStyle w:val="VerbatimChar"/>
-        </w:rPr>
-        <w:t xml:space="preserve">validation_strategy = "dynamic"</w:t>
-      </w:r>
-      <w:r>
-        <w:t xml:space="preserve"> </w:t>
-      </w:r>
-      <w:r>
-        <w:t xml:space="preserve">redraws the train/validation split at each epoch.</w:t>
-      </w:r>
-      <w:r>
-        <w:t xml:space="preserve"> </w:t>
-      </w:r>
-      <w:r>
-        <w:t xml:space="preserve">-</w:t>
-      </w:r>
-      <w:r>
-        <w:t xml:space="preserve"> </w:t>
-      </w:r>
-      <w:r>
-        <w:rPr>
-          <w:rStyle w:val="VerbatimChar"/>
-        </w:rPr>
-        <w:t xml:space="preserve">stopping_rule = "patience"</w:t>
-      </w:r>
-      <w:r>
-        <w:t xml:space="preserve"> </w:t>
-      </w:r>
-      <w:r>
-        <w:t xml:space="preserve">stops training when the monitored validation loss stops improving enough.</w:t>
-      </w:r>
-      <w:r>
-        <w:t xml:space="preserve"> </w:t>
-      </w:r>
-      <w:r>
-        <w:t xml:space="preserve">-</w:t>
-      </w:r>
-      <w:r>
-        <w:t xml:space="preserve"> </w:t>
-      </w:r>
-      <w:r>
-        <w:rPr>
-          <w:rStyle w:val="VerbatimChar"/>
-        </w:rPr>
-        <w:t xml:space="preserve">epochs = 300L</w:t>
-      </w:r>
-      <w:r>
-        <w:t xml:space="preserve"> </w:t>
-      </w:r>
-      <w:r>
-        <w:t xml:space="preserve">is only a ceiling; the actual number of epochs is reported by</w:t>
-      </w:r>
-      <w:r>
-        <w:t xml:space="preserve"> </w:t>
-      </w:r>
-      <w:r>
-        <w:rPr>
-          <w:rStyle w:val="VerbatimChar"/>
-        </w:rPr>
-        <w:t xml:space="preserve">epochs_done</w:t>
-      </w:r>
-      <w:r>
-        <w:t xml:space="preserve">.</w:t>
-      </w:r>
-      <w:r>
-        <w:t xml:space="preserve"> </w:t>
-      </w:r>
-      <w:r>
-        <w:t xml:space="preserve">- The final curve plot shows both</w:t>
-      </w:r>
-      <w:r>
-        <w:t xml:space="preserve"> </w:t>
-      </w:r>
-      <w:r>
-        <w:rPr>
-          <w:rStyle w:val="VerbatimChar"/>
-        </w:rPr>
-        <w:t xml:space="preserve">train_loss_hist</w:t>
-      </w:r>
-      <w:r>
-        <w:t xml:space="preserve"> </w:t>
-      </w:r>
-      <w:r>
-        <w:t xml:space="preserve">and</w:t>
-      </w:r>
-      <w:r>
-        <w:t xml:space="preserve"> </w:t>
-      </w:r>
-      <w:r>
-        <w:rPr>
-          <w:rStyle w:val="VerbatimChar"/>
-        </w:rPr>
-        <w:t xml:space="preserve">val_loss_hist</w:t>
-      </w:r>
-      <w:r>
-        <w:t xml:space="preserve">, which can be noisier than in the static case.</w:t>
+        <w:pStyle w:val="SourceCode"/>
+      </w:pPr>
+      <w:r>
+        <w:rPr>
+          <w:rStyle w:val="CommentTok"/>
+        </w:rPr>
+        <w:t xml:space="preserve"># Training the LSTM model</w:t>
+      </w:r>
+      <w:r>
+        <w:br/>
+      </w:r>
+      <w:r>
+        <w:br/>
+      </w:r>
+      <w:r>
+        <w:rPr>
+          <w:rStyle w:val="NormalTok"/>
+        </w:rPr>
+        <w:t xml:space="preserve">model </w:t>
+      </w:r>
+      <w:r>
+        <w:rPr>
+          <w:rStyle w:val="OtherTok"/>
+        </w:rPr>
+        <w:t xml:space="preserve">&lt;-</w:t>
+      </w:r>
+      <w:r>
+        <w:rPr>
+          <w:rStyle w:val="NormalTok"/>
+        </w:rPr>
+        <w:t xml:space="preserve"> </w:t>
+      </w:r>
+      <w:r>
+        <w:rPr>
+          <w:rStyle w:val="FunctionTok"/>
+        </w:rPr>
+        <w:t xml:space="preserve">ts_lstm</w:t>
+      </w:r>
+      <w:r>
+        <w:rPr>
+          <w:rStyle w:val="NormalTok"/>
+        </w:rPr>
+        <w:t xml:space="preserve">(</w:t>
+      </w:r>
+      <w:r>
+        <w:br/>
+      </w:r>
+      <w:r>
+        <w:rPr>
+          <w:rStyle w:val="NormalTok"/>
+        </w:rPr>
+        <w:t xml:space="preserve">  </w:t>
+      </w:r>
+      <w:r>
+        <w:rPr>
+          <w:rStyle w:val="FunctionTok"/>
+        </w:rPr>
+        <w:t xml:space="preserve">ts_norm_gminmax</w:t>
+      </w:r>
+      <w:r>
+        <w:rPr>
+          <w:rStyle w:val="NormalTok"/>
+        </w:rPr>
+        <w:t xml:space="preserve">(),</w:t>
+      </w:r>
+      <w:r>
+        <w:br/>
+      </w:r>
+      <w:r>
+        <w:rPr>
+          <w:rStyle w:val="NormalTok"/>
+        </w:rPr>
+        <w:t xml:space="preserve">  </w:t>
+      </w:r>
+      <w:r>
+        <w:rPr>
+          <w:rStyle w:val="AttributeTok"/>
+        </w:rPr>
+        <w:t xml:space="preserve">input_size =</w:t>
+      </w:r>
+      <w:r>
+        <w:rPr>
+          <w:rStyle w:val="NormalTok"/>
+        </w:rPr>
+        <w:t xml:space="preserve"> </w:t>
+      </w:r>
+      <w:r>
+        <w:rPr>
+          <w:rStyle w:val="DecValTok"/>
+        </w:rPr>
+        <w:t xml:space="preserve">9</w:t>
+      </w:r>
+      <w:r>
+        <w:rPr>
+          <w:rStyle w:val="NormalTok"/>
+        </w:rPr>
+        <w:t xml:space="preserve">,</w:t>
+      </w:r>
+      <w:r>
+        <w:br/>
+      </w:r>
+      <w:r>
+        <w:rPr>
+          <w:rStyle w:val="NormalTok"/>
+        </w:rPr>
+        <w:t xml:space="preserve">  </w:t>
+      </w:r>
+      <w:r>
+        <w:rPr>
+          <w:rStyle w:val="AttributeTok"/>
+        </w:rPr>
+        <w:t xml:space="preserve">sequence_length =</w:t>
+      </w:r>
+      <w:r>
+        <w:rPr>
+          <w:rStyle w:val="NormalTok"/>
+        </w:rPr>
+        <w:t xml:space="preserve"> </w:t>
+      </w:r>
+      <w:r>
+        <w:rPr>
+          <w:rStyle w:val="DecValTok"/>
+        </w:rPr>
+        <w:t xml:space="preserve">3</w:t>
+      </w:r>
+      <w:r>
+        <w:rPr>
+          <w:rStyle w:val="DataTypeTok"/>
+        </w:rPr>
+        <w:t xml:space="preserve">L</w:t>
+      </w:r>
+      <w:r>
+        <w:rPr>
+          <w:rStyle w:val="NormalTok"/>
+        </w:rPr>
+        <w:t xml:space="preserve">,</w:t>
+      </w:r>
+      <w:r>
+        <w:br/>
+      </w:r>
+      <w:r>
+        <w:rPr>
+          <w:rStyle w:val="NormalTok"/>
+        </w:rPr>
+        <w:t xml:space="preserve">  </w:t>
+      </w:r>
+      <w:r>
+        <w:rPr>
+          <w:rStyle w:val="AttributeTok"/>
+        </w:rPr>
+        <w:t xml:space="preserve">hidden_size =</w:t>
+      </w:r>
+      <w:r>
+        <w:rPr>
+          <w:rStyle w:val="NormalTok"/>
+        </w:rPr>
+        <w:t xml:space="preserve"> </w:t>
+      </w:r>
+      <w:r>
+        <w:rPr>
+          <w:rStyle w:val="DecValTok"/>
+        </w:rPr>
+        <w:t xml:space="preserve">16</w:t>
+      </w:r>
+      <w:r>
+        <w:rPr>
+          <w:rStyle w:val="DataTypeTok"/>
+        </w:rPr>
+        <w:t xml:space="preserve">L</w:t>
+      </w:r>
+      <w:r>
+        <w:rPr>
+          <w:rStyle w:val="NormalTok"/>
+        </w:rPr>
+        <w:t xml:space="preserve">,</w:t>
+      </w:r>
+      <w:r>
+        <w:br/>
+      </w:r>
+      <w:r>
+        <w:rPr>
+          <w:rStyle w:val="NormalTok"/>
+        </w:rPr>
+        <w:t xml:space="preserve">  </w:t>
+      </w:r>
+      <w:r>
+        <w:rPr>
+          <w:rStyle w:val="AttributeTok"/>
+        </w:rPr>
+        <w:t xml:space="preserve">epochs =</w:t>
+      </w:r>
+      <w:r>
+        <w:rPr>
+          <w:rStyle w:val="NormalTok"/>
+        </w:rPr>
+        <w:t xml:space="preserve"> </w:t>
+      </w:r>
+      <w:r>
+        <w:rPr>
+          <w:rStyle w:val="DecValTok"/>
+        </w:rPr>
+        <w:t xml:space="preserve">300</w:t>
+      </w:r>
+      <w:r>
+        <w:rPr>
+          <w:rStyle w:val="DataTypeTok"/>
+        </w:rPr>
+        <w:t xml:space="preserve">L</w:t>
+      </w:r>
+      <w:r>
+        <w:rPr>
+          <w:rStyle w:val="NormalTok"/>
+        </w:rPr>
+        <w:t xml:space="preserve">,</w:t>
+      </w:r>
+      <w:r>
+        <w:br/>
+      </w:r>
+      <w:r>
+        <w:rPr>
+          <w:rStyle w:val="NormalTok"/>
+        </w:rPr>
+        <w:t xml:space="preserve">  </w:t>
+      </w:r>
+      <w:r>
+        <w:rPr>
+          <w:rStyle w:val="AttributeTok"/>
+        </w:rPr>
+        <w:t xml:space="preserve">validation_strategy =</w:t>
+      </w:r>
+      <w:r>
+        <w:rPr>
+          <w:rStyle w:val="NormalTok"/>
+        </w:rPr>
+        <w:t xml:space="preserve"> </w:t>
+      </w:r>
+      <w:r>
+        <w:rPr>
+          <w:rStyle w:val="StringTok"/>
+        </w:rPr>
+        <w:t xml:space="preserve">"dynamic"</w:t>
+      </w:r>
+      <w:r>
+        <w:rPr>
+          <w:rStyle w:val="NormalTok"/>
+        </w:rPr>
+        <w:t xml:space="preserve">,</w:t>
+      </w:r>
+      <w:r>
+        <w:br/>
+      </w:r>
+      <w:r>
+        <w:rPr>
+          <w:rStyle w:val="NormalTok"/>
+        </w:rPr>
+        <w:t xml:space="preserve">  </w:t>
+      </w:r>
+      <w:r>
+        <w:rPr>
+          <w:rStyle w:val="AttributeTok"/>
+        </w:rPr>
+        <w:t xml:space="preserve">stopping_rule =</w:t>
+      </w:r>
+      <w:r>
+        <w:rPr>
+          <w:rStyle w:val="NormalTok"/>
+        </w:rPr>
+        <w:t xml:space="preserve"> </w:t>
+      </w:r>
+      <w:r>
+        <w:rPr>
+          <w:rStyle w:val="StringTok"/>
+        </w:rPr>
+        <w:t xml:space="preserve">"patience"</w:t>
+      </w:r>
+      <w:r>
+        <w:rPr>
+          <w:rStyle w:val="NormalTok"/>
+        </w:rPr>
+        <w:t xml:space="preserve">,</w:t>
+      </w:r>
+      <w:r>
+        <w:br/>
+      </w:r>
+      <w:r>
+        <w:rPr>
+          <w:rStyle w:val="NormalTok"/>
+        </w:rPr>
+        <w:t xml:space="preserve">  </w:t>
+      </w:r>
+      <w:r>
+        <w:rPr>
+          <w:rStyle w:val="AttributeTok"/>
+        </w:rPr>
+        <w:t xml:space="preserve">patience =</w:t>
+      </w:r>
+      <w:r>
+        <w:rPr>
+          <w:rStyle w:val="NormalTok"/>
+        </w:rPr>
+        <w:t xml:space="preserve"> </w:t>
+      </w:r>
+      <w:r>
+        <w:rPr>
+          <w:rStyle w:val="DecValTok"/>
+        </w:rPr>
+        <w:t xml:space="preserve">20</w:t>
+      </w:r>
+      <w:r>
+        <w:rPr>
+          <w:rStyle w:val="DataTypeTok"/>
+        </w:rPr>
+        <w:t xml:space="preserve">L</w:t>
+      </w:r>
+      <w:r>
+        <w:br/>
+      </w:r>
+      <w:r>
+        <w:rPr>
+          <w:rStyle w:val="NormalTok"/>
+        </w:rPr>
+        <w:t xml:space="preserve">)</w:t>
+      </w:r>
+      <w:r>
+        <w:br/>
+      </w:r>
+      <w:r>
+        <w:rPr>
+          <w:rStyle w:val="FunctionTok"/>
+        </w:rPr>
+        <w:t xml:space="preserve">set_example_seed</w:t>
+      </w:r>
+      <w:r>
+        <w:rPr>
+          <w:rStyle w:val="NormalTok"/>
+        </w:rPr>
+        <w:t xml:space="preserve">()</w:t>
+      </w:r>
+      <w:r>
+        <w:br/>
+      </w:r>
+      <w:r>
+        <w:rPr>
+          <w:rStyle w:val="NormalTok"/>
+        </w:rPr>
+        <w:t xml:space="preserve">model </w:t>
+      </w:r>
+      <w:r>
+        <w:rPr>
+          <w:rStyle w:val="OtherTok"/>
+        </w:rPr>
+        <w:t xml:space="preserve">&lt;-</w:t>
+      </w:r>
+      <w:r>
+        <w:rPr>
+          <w:rStyle w:val="NormalTok"/>
+        </w:rPr>
+        <w:t xml:space="preserve"> </w:t>
+      </w:r>
+      <w:r>
+        <w:rPr>
+          <w:rStyle w:val="FunctionTok"/>
+        </w:rPr>
+        <w:t xml:space="preserve">fit</w:t>
+      </w:r>
+      <w:r>
+        <w:rPr>
+          <w:rStyle w:val="NormalTok"/>
+        </w:rPr>
+        <w:t xml:space="preserve">(model, </w:t>
+      </w:r>
+      <w:r>
+        <w:rPr>
+          <w:rStyle w:val="AttributeTok"/>
+        </w:rPr>
+        <w:t xml:space="preserve">x =</w:t>
+      </w:r>
+      <w:r>
+        <w:rPr>
+          <w:rStyle w:val="NormalTok"/>
+        </w:rPr>
+        <w:t xml:space="preserve"> io_train</w:t>
+      </w:r>
+      <w:r>
+        <w:rPr>
+          <w:rStyle w:val="SpecialCharTok"/>
+        </w:rPr>
+        <w:t xml:space="preserve">$</w:t>
+      </w:r>
+      <w:r>
+        <w:rPr>
+          <w:rStyle w:val="NormalTok"/>
+        </w:rPr>
+        <w:t xml:space="preserve">input, </w:t>
+      </w:r>
+      <w:r>
+        <w:rPr>
+          <w:rStyle w:val="AttributeTok"/>
+        </w:rPr>
+        <w:t xml:space="preserve">y =</w:t>
+      </w:r>
+      <w:r>
+        <w:rPr>
+          <w:rStyle w:val="NormalTok"/>
+        </w:rPr>
+        <w:t xml:space="preserve"> io_train</w:t>
+      </w:r>
+      <w:r>
+        <w:rPr>
+          <w:rStyle w:val="SpecialCharTok"/>
+        </w:rPr>
+        <w:t xml:space="preserve">$</w:t>
+      </w:r>
+      <w:r>
+        <w:rPr>
+          <w:rStyle w:val="NormalTok"/>
+        </w:rPr>
+        <w:t xml:space="preserve">output)</w:t>
       </w:r>
     </w:p>
     <w:p>
       <w:pPr>
-        <w:pStyle w:val="BodyText"/>
-      </w:pPr>
-      <w:r>
-        <w:t xml:space="preserve">Architecture variations</w:t>
+        <w:pStyle w:val="FirstParagraph"/>
+      </w:pPr>
+      <w:r>
+        <w:t xml:space="preserve">Constructor configuration</w:t>
       </w:r>
       <w:r>
         <w:t xml:space="preserve"> </w:t>
@@ -1299,13 +1275,13 @@
         <w:rPr>
           <w:rStyle w:val="VerbatimChar"/>
         </w:rPr>
-        <w:t xml:space="preserve">sequence_length</w:t>
-      </w:r>
-      <w:r>
-        <w:t xml:space="preserve"> </w:t>
-      </w:r>
-      <w:r>
-        <w:t xml:space="preserve">converts each row into a true multistep sequence instead of a single recurrent step.</w:t>
+        <w:t xml:space="preserve">validation_strategy = "dynamic"</w:t>
+      </w:r>
+      <w:r>
+        <w:t xml:space="preserve"> </w:t>
+      </w:r>
+      <w:r>
+        <w:t xml:space="preserve">redraws the train/validation split at each epoch.</w:t>
       </w:r>
       <w:r>
         <w:t xml:space="preserve"> </w:t>
@@ -1320,10 +1296,19 @@
         <w:rPr>
           <w:rStyle w:val="VerbatimChar"/>
         </w:rPr>
-        <w:t xml:space="preserve">hidden_size</w:t>
-      </w:r>
-      <w:r>
-        <w:t xml:space="preserve">,</w:t>
+        <w:t xml:space="preserve">stopping_rule = "patience"</w:t>
+      </w:r>
+      <w:r>
+        <w:t xml:space="preserve"> </w:t>
+      </w:r>
+      <w:r>
+        <w:t xml:space="preserve">stops training when the monitored validation loss stops improving enough.</w:t>
+      </w:r>
+      <w:r>
+        <w:t xml:space="preserve"> </w:t>
+      </w:r>
+      <w:r>
+        <w:t xml:space="preserve">-</w:t>
       </w:r>
       <w:r>
         <w:t xml:space="preserve"> </w:t>
@@ -1332,10 +1317,13 @@
         <w:rPr>
           <w:rStyle w:val="VerbatimChar"/>
         </w:rPr>
-        <w:t xml:space="preserve">num_layers</w:t>
-      </w:r>
-      <w:r>
-        <w:t xml:space="preserve">,</w:t>
+        <w:t xml:space="preserve">epochs = 300L</w:t>
+      </w:r>
+      <w:r>
+        <w:t xml:space="preserve"> </w:t>
+      </w:r>
+      <w:r>
+        <w:t xml:space="preserve">is only a ceiling; the actual number of epochs is reported by</w:t>
       </w:r>
       <w:r>
         <w:t xml:space="preserve"> </w:t>
@@ -1344,10 +1332,16 @@
         <w:rPr>
           <w:rStyle w:val="VerbatimChar"/>
         </w:rPr>
-        <w:t xml:space="preserve">dropout</w:t>
-      </w:r>
-      <w:r>
-        <w:t xml:space="preserve">, and</w:t>
+        <w:t xml:space="preserve">epochs_done</w:t>
+      </w:r>
+      <w:r>
+        <w:t xml:space="preserve">.</w:t>
+      </w:r>
+      <w:r>
+        <w:t xml:space="preserve"> </w:t>
+      </w:r>
+      <w:r>
+        <w:t xml:space="preserve">- The final curve plot shows both</w:t>
       </w:r>
       <w:r>
         <w:t xml:space="preserve"> </w:t>
@@ -1356,19 +1350,13 @@
         <w:rPr>
           <w:rStyle w:val="VerbatimChar"/>
         </w:rPr>
-        <w:t xml:space="preserve">bidirectional</w:t>
-      </w:r>
-      <w:r>
-        <w:t xml:space="preserve"> </w:t>
-      </w:r>
-      <w:r>
-        <w:t xml:space="preserve">change the recurrent backbone.</w:t>
-      </w:r>
-      <w:r>
-        <w:t xml:space="preserve"> </w:t>
-      </w:r>
-      <w:r>
-        <w:t xml:space="preserve">-</w:t>
+        <w:t xml:space="preserve">train_loss_hist</w:t>
+      </w:r>
+      <w:r>
+        <w:t xml:space="preserve"> </w:t>
+      </w:r>
+      <w:r>
+        <w:t xml:space="preserve">and</w:t>
       </w:r>
       <w:r>
         <w:t xml:space="preserve"> </w:t>
@@ -1377,67 +1365,10 @@
         <w:rPr>
           <w:rStyle w:val="VerbatimChar"/>
         </w:rPr>
-        <w:t xml:space="preserve">mlp_hidden_sizes</w:t>
-      </w:r>
-      <w:r>
-        <w:t xml:space="preserve"> </w:t>
-      </w:r>
-      <w:r>
-        <w:t xml:space="preserve">adds a dense head after the final recurrent state.</w:t>
-      </w:r>
-      <w:r>
-        <w:t xml:space="preserve"> </w:t>
-      </w:r>
-      <w:r>
-        <w:t xml:space="preserve">- In this example,</w:t>
-      </w:r>
-      <w:r>
-        <w:t xml:space="preserve"> </w:t>
-      </w:r>
-      <w:r>
-        <w:rPr>
-          <w:rStyle w:val="VerbatimChar"/>
-        </w:rPr>
-        <w:t xml:space="preserve">input_size = 9</w:t>
-      </w:r>
-      <w:r>
-        <w:t xml:space="preserve"> </w:t>
-      </w:r>
-      <w:r>
-        <w:t xml:space="preserve">matches the nine lagged predictors produced by</w:t>
-      </w:r>
-      <w:r>
-        <w:t xml:space="preserve"> </w:t>
-      </w:r>
-      <w:r>
-        <w:rPr>
-          <w:rStyle w:val="VerbatimChar"/>
-        </w:rPr>
-        <w:t xml:space="preserve">ts_projection()</w:t>
-      </w:r>
-      <w:r>
-        <w:t xml:space="preserve">, and</w:t>
-      </w:r>
-      <w:r>
-        <w:t xml:space="preserve"> </w:t>
-      </w:r>
-      <w:r>
-        <w:rPr>
-          <w:rStyle w:val="VerbatimChar"/>
-        </w:rPr>
-        <w:t xml:space="preserve">sequence_length = 3L</w:t>
-      </w:r>
-      <w:r>
-        <w:t xml:space="preserve"> </w:t>
-      </w:r>
-      <w:r>
-        <w:t xml:space="preserve">turns them into three temporal steps with three features each.</w:t>
-      </w:r>
-      <w:r>
-        <w:t xml:space="preserve"> </w:t>
-      </w:r>
-      <w:r>
-        <w:t xml:space="preserve">- This setup is useful when a single fixed validation split feels too brittle for the available data.</w:t>
+        <w:t xml:space="preserve">val_loss_hist</w:t>
+      </w:r>
+      <w:r>
+        <w:t xml:space="preserve">, which can be noisier than in the static case.</w:t>
       </w:r>
     </w:p>
     <w:p>
@@ -1445,198 +1376,168 @@
         <w:pStyle w:val="BodyText"/>
       </w:pPr>
       <w:r>
-        <w:t xml:space="preserve">We first evaluate the in-sample fit so the model adjustment can be compared with the later forecast.</w:t>
+        <w:t xml:space="preserve">Architecture variations</w:t>
+      </w:r>
+      <w:r>
+        <w:t xml:space="preserve"> </w:t>
+      </w:r>
+      <w:r>
+        <w:t xml:space="preserve">-</w:t>
+      </w:r>
+      <w:r>
+        <w:t xml:space="preserve"> </w:t>
+      </w:r>
+      <w:r>
+        <w:rPr>
+          <w:rStyle w:val="VerbatimChar"/>
+        </w:rPr>
+        <w:t xml:space="preserve">sequence_length</w:t>
+      </w:r>
+      <w:r>
+        <w:t xml:space="preserve"> </w:t>
+      </w:r>
+      <w:r>
+        <w:t xml:space="preserve">converts each row into a true multistep sequence instead of a single recurrent step.</w:t>
+      </w:r>
+      <w:r>
+        <w:t xml:space="preserve"> </w:t>
+      </w:r>
+      <w:r>
+        <w:t xml:space="preserve">-</w:t>
+      </w:r>
+      <w:r>
+        <w:t xml:space="preserve"> </w:t>
+      </w:r>
+      <w:r>
+        <w:rPr>
+          <w:rStyle w:val="VerbatimChar"/>
+        </w:rPr>
+        <w:t xml:space="preserve">hidden_size</w:t>
+      </w:r>
+      <w:r>
+        <w:t xml:space="preserve">,</w:t>
+      </w:r>
+      <w:r>
+        <w:t xml:space="preserve"> </w:t>
+      </w:r>
+      <w:r>
+        <w:rPr>
+          <w:rStyle w:val="VerbatimChar"/>
+        </w:rPr>
+        <w:t xml:space="preserve">num_layers</w:t>
+      </w:r>
+      <w:r>
+        <w:t xml:space="preserve">,</w:t>
+      </w:r>
+      <w:r>
+        <w:t xml:space="preserve"> </w:t>
+      </w:r>
+      <w:r>
+        <w:rPr>
+          <w:rStyle w:val="VerbatimChar"/>
+        </w:rPr>
+        <w:t xml:space="preserve">dropout</w:t>
+      </w:r>
+      <w:r>
+        <w:t xml:space="preserve">, and</w:t>
+      </w:r>
+      <w:r>
+        <w:t xml:space="preserve"> </w:t>
+      </w:r>
+      <w:r>
+        <w:rPr>
+          <w:rStyle w:val="VerbatimChar"/>
+        </w:rPr>
+        <w:t xml:space="preserve">bidirectional</w:t>
+      </w:r>
+      <w:r>
+        <w:t xml:space="preserve"> </w:t>
+      </w:r>
+      <w:r>
+        <w:t xml:space="preserve">change the recurrent backbone.</w:t>
+      </w:r>
+      <w:r>
+        <w:t xml:space="preserve"> </w:t>
+      </w:r>
+      <w:r>
+        <w:t xml:space="preserve">-</w:t>
+      </w:r>
+      <w:r>
+        <w:t xml:space="preserve"> </w:t>
+      </w:r>
+      <w:r>
+        <w:rPr>
+          <w:rStyle w:val="VerbatimChar"/>
+        </w:rPr>
+        <w:t xml:space="preserve">mlp_hidden_sizes</w:t>
+      </w:r>
+      <w:r>
+        <w:t xml:space="preserve"> </w:t>
+      </w:r>
+      <w:r>
+        <w:t xml:space="preserve">adds a dense head after the final recurrent state.</w:t>
+      </w:r>
+      <w:r>
+        <w:t xml:space="preserve"> </w:t>
+      </w:r>
+      <w:r>
+        <w:t xml:space="preserve">- In this example,</w:t>
+      </w:r>
+      <w:r>
+        <w:t xml:space="preserve"> </w:t>
+      </w:r>
+      <w:r>
+        <w:rPr>
+          <w:rStyle w:val="VerbatimChar"/>
+        </w:rPr>
+        <w:t xml:space="preserve">input_size = 9</w:t>
+      </w:r>
+      <w:r>
+        <w:t xml:space="preserve"> </w:t>
+      </w:r>
+      <w:r>
+        <w:t xml:space="preserve">matches the nine lagged predictors produced by</w:t>
+      </w:r>
+      <w:r>
+        <w:t xml:space="preserve"> </w:t>
+      </w:r>
+      <w:r>
+        <w:rPr>
+          <w:rStyle w:val="VerbatimChar"/>
+        </w:rPr>
+        <w:t xml:space="preserve">ts_projection()</w:t>
+      </w:r>
+      <w:r>
+        <w:t xml:space="preserve">, and</w:t>
+      </w:r>
+      <w:r>
+        <w:t xml:space="preserve"> </w:t>
+      </w:r>
+      <w:r>
+        <w:rPr>
+          <w:rStyle w:val="VerbatimChar"/>
+        </w:rPr>
+        <w:t xml:space="preserve">sequence_length = 3L</w:t>
+      </w:r>
+      <w:r>
+        <w:t xml:space="preserve"> </w:t>
+      </w:r>
+      <w:r>
+        <w:t xml:space="preserve">turns them into three temporal steps with three features each.</w:t>
+      </w:r>
+      <w:r>
+        <w:t xml:space="preserve"> </w:t>
+      </w:r>
+      <w:r>
+        <w:t xml:space="preserve">- This setup is useful when a single fixed validation split feels too brittle for the available data.</w:t>
       </w:r>
     </w:p>
     <w:p>
       <w:pPr>
-        <w:pStyle w:val="SourceCode"/>
-      </w:pPr>
-      <w:r>
-        <w:rPr>
-          <w:rStyle w:val="CommentTok"/>
-        </w:rPr>
-        <w:t xml:space="preserve"># Fit evaluation (train)</w:t>
-      </w:r>
-      <w:r>
-        <w:br/>
-      </w:r>
-      <w:r>
-        <w:br/>
-      </w:r>
-      <w:r>
-        <w:rPr>
-          <w:rStyle w:val="NormalTok"/>
-        </w:rPr>
-        <w:t xml:space="preserve">adjust </w:t>
-      </w:r>
-      <w:r>
-        <w:rPr>
-          <w:rStyle w:val="OtherTok"/>
-        </w:rPr>
-        <w:t xml:space="preserve">&lt;-</w:t>
-      </w:r>
-      <w:r>
-        <w:rPr>
-          <w:rStyle w:val="NormalTok"/>
-        </w:rPr>
-        <w:t xml:space="preserve"> </w:t>
-      </w:r>
-      <w:r>
-        <w:rPr>
-          <w:rStyle w:val="FunctionTok"/>
-        </w:rPr>
-        <w:t xml:space="preserve">predict</w:t>
-      </w:r>
-      <w:r>
-        <w:rPr>
-          <w:rStyle w:val="NormalTok"/>
-        </w:rPr>
-        <w:t xml:space="preserve">(model, io_train</w:t>
-      </w:r>
-      <w:r>
-        <w:rPr>
-          <w:rStyle w:val="SpecialCharTok"/>
-        </w:rPr>
-        <w:t xml:space="preserve">$</w:t>
-      </w:r>
-      <w:r>
-        <w:rPr>
-          <w:rStyle w:val="NormalTok"/>
-        </w:rPr>
-        <w:t xml:space="preserve">input)</w:t>
-      </w:r>
-      <w:r>
-        <w:br/>
-      </w:r>
-      <w:r>
-        <w:rPr>
-          <w:rStyle w:val="NormalTok"/>
-        </w:rPr>
-        <w:t xml:space="preserve">adjust </w:t>
-      </w:r>
-      <w:r>
-        <w:rPr>
-          <w:rStyle w:val="OtherTok"/>
-        </w:rPr>
-        <w:t xml:space="preserve">&lt;-</w:t>
-      </w:r>
-      <w:r>
-        <w:rPr>
-          <w:rStyle w:val="NormalTok"/>
-        </w:rPr>
-        <w:t xml:space="preserve"> </w:t>
-      </w:r>
-      <w:r>
-        <w:rPr>
-          <w:rStyle w:val="FunctionTok"/>
-        </w:rPr>
-        <w:t xml:space="preserve">as.vector</w:t>
-      </w:r>
-      <w:r>
-        <w:rPr>
-          <w:rStyle w:val="NormalTok"/>
-        </w:rPr>
-        <w:t xml:space="preserve">(adjust)</w:t>
-      </w:r>
-      <w:r>
-        <w:br/>
-      </w:r>
-      <w:r>
-        <w:rPr>
-          <w:rStyle w:val="NormalTok"/>
-        </w:rPr>
-        <w:t xml:space="preserve">output </w:t>
-      </w:r>
-      <w:r>
-        <w:rPr>
-          <w:rStyle w:val="OtherTok"/>
-        </w:rPr>
-        <w:t xml:space="preserve">&lt;-</w:t>
-      </w:r>
-      <w:r>
-        <w:rPr>
-          <w:rStyle w:val="NormalTok"/>
-        </w:rPr>
-        <w:t xml:space="preserve"> </w:t>
-      </w:r>
-      <w:r>
-        <w:rPr>
-          <w:rStyle w:val="FunctionTok"/>
-        </w:rPr>
-        <w:t xml:space="preserve">as.vector</w:t>
-      </w:r>
-      <w:r>
-        <w:rPr>
-          <w:rStyle w:val="NormalTok"/>
-        </w:rPr>
-        <w:t xml:space="preserve">(io_train</w:t>
-      </w:r>
-      <w:r>
-        <w:rPr>
-          <w:rStyle w:val="SpecialCharTok"/>
-        </w:rPr>
-        <w:t xml:space="preserve">$</w:t>
-      </w:r>
-      <w:r>
-        <w:rPr>
-          <w:rStyle w:val="NormalTok"/>
-        </w:rPr>
-        <w:t xml:space="preserve">output)</w:t>
-      </w:r>
-      <w:r>
-        <w:br/>
-      </w:r>
-      <w:r>
-        <w:rPr>
-          <w:rStyle w:val="NormalTok"/>
-        </w:rPr>
-        <w:t xml:space="preserve">ev_adjust </w:t>
-      </w:r>
-      <w:r>
-        <w:rPr>
-          <w:rStyle w:val="OtherTok"/>
-        </w:rPr>
-        <w:t xml:space="preserve">&lt;-</w:t>
-      </w:r>
-      <w:r>
-        <w:rPr>
-          <w:rStyle w:val="NormalTok"/>
-        </w:rPr>
-        <w:t xml:space="preserve"> </w:t>
-      </w:r>
-      <w:r>
-        <w:rPr>
-          <w:rStyle w:val="FunctionTok"/>
-        </w:rPr>
-        <w:t xml:space="preserve">evaluate</w:t>
-      </w:r>
-      <w:r>
-        <w:rPr>
-          <w:rStyle w:val="NormalTok"/>
-        </w:rPr>
-        <w:t xml:space="preserve">(model, output, adjust)</w:t>
-      </w:r>
-      <w:r>
-        <w:br/>
-      </w:r>
-      <w:r>
-        <w:rPr>
-          <w:rStyle w:val="NormalTok"/>
-        </w:rPr>
-        <w:t xml:space="preserve">ev_adjust</w:t>
-      </w:r>
-      <w:r>
-        <w:rPr>
-          <w:rStyle w:val="SpecialCharTok"/>
-        </w:rPr>
-        <w:t xml:space="preserve">$</w:t>
-      </w:r>
-      <w:r>
-        <w:rPr>
-          <w:rStyle w:val="NormalTok"/>
-        </w:rPr>
-        <w:t xml:space="preserve">mse</w:t>
+        <w:pStyle w:val="BodyText"/>
+      </w:pPr>
+      <w:r>
+        <w:t xml:space="preserve">We first evaluate the in-sample fit so the model adjustment can be compared with the later forecast.</w:t>
       </w:r>
     </w:p>
     <w:p>
@@ -1645,328 +1546,208 @@
       </w:pPr>
       <w:r>
         <w:rPr>
-          <w:rStyle w:val="VerbatimChar"/>
-        </w:rPr>
-        <w:t xml:space="preserve">## [1] 0.002231903</w:t>
+          <w:rStyle w:val="CommentTok"/>
+        </w:rPr>
+        <w:t xml:space="preserve"># Fit evaluation (train)</w:t>
+      </w:r>
+      <w:r>
+        <w:br/>
+      </w:r>
+      <w:r>
+        <w:br/>
+      </w:r>
+      <w:r>
+        <w:rPr>
+          <w:rStyle w:val="NormalTok"/>
+        </w:rPr>
+        <w:t xml:space="preserve">adjust </w:t>
+      </w:r>
+      <w:r>
+        <w:rPr>
+          <w:rStyle w:val="OtherTok"/>
+        </w:rPr>
+        <w:t xml:space="preserve">&lt;-</w:t>
+      </w:r>
+      <w:r>
+        <w:rPr>
+          <w:rStyle w:val="NormalTok"/>
+        </w:rPr>
+        <w:t xml:space="preserve"> </w:t>
+      </w:r>
+      <w:r>
+        <w:rPr>
+          <w:rStyle w:val="FunctionTok"/>
+        </w:rPr>
+        <w:t xml:space="preserve">predict</w:t>
+      </w:r>
+      <w:r>
+        <w:rPr>
+          <w:rStyle w:val="NormalTok"/>
+        </w:rPr>
+        <w:t xml:space="preserve">(model, io_train</w:t>
+      </w:r>
+      <w:r>
+        <w:rPr>
+          <w:rStyle w:val="SpecialCharTok"/>
+        </w:rPr>
+        <w:t xml:space="preserve">$</w:t>
+      </w:r>
+      <w:r>
+        <w:rPr>
+          <w:rStyle w:val="NormalTok"/>
+        </w:rPr>
+        <w:t xml:space="preserve">input)</w:t>
+      </w:r>
+      <w:r>
+        <w:br/>
+      </w:r>
+      <w:r>
+        <w:rPr>
+          <w:rStyle w:val="NormalTok"/>
+        </w:rPr>
+        <w:t xml:space="preserve">adjust </w:t>
+      </w:r>
+      <w:r>
+        <w:rPr>
+          <w:rStyle w:val="OtherTok"/>
+        </w:rPr>
+        <w:t xml:space="preserve">&lt;-</w:t>
+      </w:r>
+      <w:r>
+        <w:rPr>
+          <w:rStyle w:val="NormalTok"/>
+        </w:rPr>
+        <w:t xml:space="preserve"> </w:t>
+      </w:r>
+      <w:r>
+        <w:rPr>
+          <w:rStyle w:val="FunctionTok"/>
+        </w:rPr>
+        <w:t xml:space="preserve">as.vector</w:t>
+      </w:r>
+      <w:r>
+        <w:rPr>
+          <w:rStyle w:val="NormalTok"/>
+        </w:rPr>
+        <w:t xml:space="preserve">(adjust)</w:t>
+      </w:r>
+      <w:r>
+        <w:br/>
+      </w:r>
+      <w:r>
+        <w:rPr>
+          <w:rStyle w:val="NormalTok"/>
+        </w:rPr>
+        <w:t xml:space="preserve">output </w:t>
+      </w:r>
+      <w:r>
+        <w:rPr>
+          <w:rStyle w:val="OtherTok"/>
+        </w:rPr>
+        <w:t xml:space="preserve">&lt;-</w:t>
+      </w:r>
+      <w:r>
+        <w:rPr>
+          <w:rStyle w:val="NormalTok"/>
+        </w:rPr>
+        <w:t xml:space="preserve"> </w:t>
+      </w:r>
+      <w:r>
+        <w:rPr>
+          <w:rStyle w:val="FunctionTok"/>
+        </w:rPr>
+        <w:t xml:space="preserve">as.vector</w:t>
+      </w:r>
+      <w:r>
+        <w:rPr>
+          <w:rStyle w:val="NormalTok"/>
+        </w:rPr>
+        <w:t xml:space="preserve">(io_train</w:t>
+      </w:r>
+      <w:r>
+        <w:rPr>
+          <w:rStyle w:val="SpecialCharTok"/>
+        </w:rPr>
+        <w:t xml:space="preserve">$</w:t>
+      </w:r>
+      <w:r>
+        <w:rPr>
+          <w:rStyle w:val="NormalTok"/>
+        </w:rPr>
+        <w:t xml:space="preserve">output)</w:t>
+      </w:r>
+      <w:r>
+        <w:br/>
+      </w:r>
+      <w:r>
+        <w:rPr>
+          <w:rStyle w:val="NormalTok"/>
+        </w:rPr>
+        <w:t xml:space="preserve">ev_adjust </w:t>
+      </w:r>
+      <w:r>
+        <w:rPr>
+          <w:rStyle w:val="OtherTok"/>
+        </w:rPr>
+        <w:t xml:space="preserve">&lt;-</w:t>
+      </w:r>
+      <w:r>
+        <w:rPr>
+          <w:rStyle w:val="NormalTok"/>
+        </w:rPr>
+        <w:t xml:space="preserve"> </w:t>
+      </w:r>
+      <w:r>
+        <w:rPr>
+          <w:rStyle w:val="FunctionTok"/>
+        </w:rPr>
+        <w:t xml:space="preserve">evaluate</w:t>
+      </w:r>
+      <w:r>
+        <w:rPr>
+          <w:rStyle w:val="NormalTok"/>
+        </w:rPr>
+        <w:t xml:space="preserve">(model, output, adjust)</w:t>
+      </w:r>
+      <w:r>
+        <w:br/>
+      </w:r>
+      <w:r>
+        <w:rPr>
+          <w:rStyle w:val="NormalTok"/>
+        </w:rPr>
+        <w:t xml:space="preserve">ev_adjust</w:t>
+      </w:r>
+      <w:r>
+        <w:rPr>
+          <w:rStyle w:val="SpecialCharTok"/>
+        </w:rPr>
+        <w:t xml:space="preserve">$</w:t>
+      </w:r>
+      <w:r>
+        <w:rPr>
+          <w:rStyle w:val="NormalTok"/>
+        </w:rPr>
+        <w:t xml:space="preserve">mse</w:t>
       </w:r>
     </w:p>
     <w:p>
       <w:pPr>
-        <w:pStyle w:val="FirstParagraph"/>
-      </w:pPr>
-      <w:r>
-        <w:t xml:space="preserve">We now forecast the test set and compare the predicted values with the observed ones.</w:t>
+        <w:pStyle w:val="SourceCode"/>
+      </w:pPr>
+      <w:r>
+        <w:rPr>
+          <w:rStyle w:val="VerbatimChar"/>
+        </w:rPr>
+        <w:t xml:space="preserve">## [1] 0.7657567</w:t>
       </w:r>
     </w:p>
     <w:p>
       <w:pPr>
-        <w:pStyle w:val="SourceCode"/>
-      </w:pPr>
-      <w:r>
-        <w:rPr>
-          <w:rStyle w:val="CommentTok"/>
-        </w:rPr>
-        <w:t xml:space="preserve"># Forecast on test set</w:t>
-      </w:r>
-      <w:r>
-        <w:br/>
-      </w:r>
-      <w:r>
-        <w:br/>
-      </w:r>
-      <w:r>
-        <w:rPr>
-          <w:rStyle w:val="NormalTok"/>
-        </w:rPr>
-        <w:t xml:space="preserve">steps_ahead </w:t>
-      </w:r>
-      <w:r>
-        <w:rPr>
-          <w:rStyle w:val="OtherTok"/>
-        </w:rPr>
-        <w:t xml:space="preserve">&lt;-</w:t>
-      </w:r>
-      <w:r>
-        <w:rPr>
-          <w:rStyle w:val="NormalTok"/>
-        </w:rPr>
-        <w:t xml:space="preserve"> </w:t>
-      </w:r>
-      <w:r>
-        <w:rPr>
-          <w:rStyle w:val="DecValTok"/>
-        </w:rPr>
-        <w:t xml:space="preserve">1</w:t>
-      </w:r>
-      <w:r>
-        <w:br/>
-      </w:r>
-      <w:r>
-        <w:rPr>
-          <w:rStyle w:val="NormalTok"/>
-        </w:rPr>
-        <w:t xml:space="preserve">prediction </w:t>
-      </w:r>
-      <w:r>
-        <w:rPr>
-          <w:rStyle w:val="OtherTok"/>
-        </w:rPr>
-        <w:t xml:space="preserve">&lt;-</w:t>
-      </w:r>
-      <w:r>
-        <w:rPr>
-          <w:rStyle w:val="NormalTok"/>
-        </w:rPr>
-        <w:t xml:space="preserve"> </w:t>
-      </w:r>
-      <w:r>
-        <w:rPr>
-          <w:rStyle w:val="FunctionTok"/>
-        </w:rPr>
-        <w:t xml:space="preserve">predict</w:t>
-      </w:r>
-      <w:r>
-        <w:rPr>
-          <w:rStyle w:val="NormalTok"/>
-        </w:rPr>
-        <w:t xml:space="preserve">(model, </w:t>
-      </w:r>
-      <w:r>
-        <w:rPr>
-          <w:rStyle w:val="AttributeTok"/>
-        </w:rPr>
-        <w:t xml:space="preserve">x =</w:t>
-      </w:r>
-      <w:r>
-        <w:rPr>
-          <w:rStyle w:val="NormalTok"/>
-        </w:rPr>
-        <w:t xml:space="preserve"> io_test</w:t>
-      </w:r>
-      <w:r>
-        <w:rPr>
-          <w:rStyle w:val="SpecialCharTok"/>
-        </w:rPr>
-        <w:t xml:space="preserve">$</w:t>
-      </w:r>
-      <w:r>
-        <w:rPr>
-          <w:rStyle w:val="NormalTok"/>
-        </w:rPr>
-        <w:t xml:space="preserve">input, </w:t>
-      </w:r>
-      <w:r>
-        <w:rPr>
-          <w:rStyle w:val="AttributeTok"/>
-        </w:rPr>
-        <w:t xml:space="preserve">steps_ahead =</w:t>
-      </w:r>
-      <w:r>
-        <w:rPr>
-          <w:rStyle w:val="NormalTok"/>
-        </w:rPr>
-        <w:t xml:space="preserve"> steps_ahead)</w:t>
-      </w:r>
-      <w:r>
-        <w:br/>
-      </w:r>
-      <w:r>
-        <w:rPr>
-          <w:rStyle w:val="NormalTok"/>
-        </w:rPr>
-        <w:t xml:space="preserve">prediction </w:t>
-      </w:r>
-      <w:r>
-        <w:rPr>
-          <w:rStyle w:val="OtherTok"/>
-        </w:rPr>
-        <w:t xml:space="preserve">&lt;-</w:t>
-      </w:r>
-      <w:r>
-        <w:rPr>
-          <w:rStyle w:val="NormalTok"/>
-        </w:rPr>
-        <w:t xml:space="preserve"> </w:t>
-      </w:r>
-      <w:r>
-        <w:rPr>
-          <w:rStyle w:val="FunctionTok"/>
-        </w:rPr>
-        <w:t xml:space="preserve">as.vector</w:t>
-      </w:r>
-      <w:r>
-        <w:rPr>
-          <w:rStyle w:val="NormalTok"/>
-        </w:rPr>
-        <w:t xml:space="preserve">(prediction)</w:t>
-      </w:r>
-      <w:r>
-        <w:br/>
-      </w:r>
-      <w:r>
-        <w:br/>
-      </w:r>
-      <w:r>
-        <w:rPr>
-          <w:rStyle w:val="NormalTok"/>
-        </w:rPr>
-        <w:t xml:space="preserve">output </w:t>
-      </w:r>
-      <w:r>
-        <w:rPr>
-          <w:rStyle w:val="OtherTok"/>
-        </w:rPr>
-        <w:t xml:space="preserve">&lt;-</w:t>
-      </w:r>
-      <w:r>
-        <w:rPr>
-          <w:rStyle w:val="NormalTok"/>
-        </w:rPr>
-        <w:t xml:space="preserve"> </w:t>
-      </w:r>
-      <w:r>
-        <w:rPr>
-          <w:rStyle w:val="FunctionTok"/>
-        </w:rPr>
-        <w:t xml:space="preserve">as.vector</w:t>
-      </w:r>
-      <w:r>
-        <w:rPr>
-          <w:rStyle w:val="NormalTok"/>
-        </w:rPr>
-        <w:t xml:space="preserve">(io_test</w:t>
-      </w:r>
-      <w:r>
-        <w:rPr>
-          <w:rStyle w:val="SpecialCharTok"/>
-        </w:rPr>
-        <w:t xml:space="preserve">$</w:t>
-      </w:r>
-      <w:r>
-        <w:rPr>
-          <w:rStyle w:val="NormalTok"/>
-        </w:rPr>
-        <w:t xml:space="preserve">output)</w:t>
-      </w:r>
-      <w:r>
-        <w:br/>
-      </w:r>
-      <w:r>
-        <w:rPr>
-          <w:rStyle w:val="ControlFlowTok"/>
-        </w:rPr>
-        <w:t xml:space="preserve">if</w:t>
-      </w:r>
-      <w:r>
-        <w:rPr>
-          <w:rStyle w:val="NormalTok"/>
-        </w:rPr>
-        <w:t xml:space="preserve"> (steps_ahead </w:t>
-      </w:r>
-      <w:r>
-        <w:rPr>
-          <w:rStyle w:val="SpecialCharTok"/>
-        </w:rPr>
-        <w:t xml:space="preserve">&gt;</w:t>
-      </w:r>
-      <w:r>
-        <w:rPr>
-          <w:rStyle w:val="NormalTok"/>
-        </w:rPr>
-        <w:t xml:space="preserve"> </w:t>
-      </w:r>
-      <w:r>
-        <w:rPr>
-          <w:rStyle w:val="DecValTok"/>
-        </w:rPr>
-        <w:t xml:space="preserve">1</w:t>
-      </w:r>
-      <w:r>
-        <w:rPr>
-          <w:rStyle w:val="NormalTok"/>
-        </w:rPr>
-        <w:t xml:space="preserve">)</w:t>
-      </w:r>
-      <w:r>
-        <w:br/>
-      </w:r>
-      <w:r>
-        <w:rPr>
-          <w:rStyle w:val="NormalTok"/>
-        </w:rPr>
-        <w:t xml:space="preserve">  output </w:t>
-      </w:r>
-      <w:r>
-        <w:rPr>
-          <w:rStyle w:val="OtherTok"/>
-        </w:rPr>
-        <w:t xml:space="preserve">&lt;-</w:t>
-      </w:r>
-      <w:r>
-        <w:rPr>
-          <w:rStyle w:val="NormalTok"/>
-        </w:rPr>
-        <w:t xml:space="preserve"> output[</w:t>
-      </w:r>
-      <w:r>
-        <w:rPr>
-          <w:rStyle w:val="DecValTok"/>
-        </w:rPr>
-        <w:t xml:space="preserve">1</w:t>
-      </w:r>
-      <w:r>
-        <w:rPr>
-          <w:rStyle w:val="SpecialCharTok"/>
-        </w:rPr>
-        <w:t xml:space="preserve">:</w:t>
-      </w:r>
-      <w:r>
-        <w:rPr>
-          <w:rStyle w:val="NormalTok"/>
-        </w:rPr>
-        <w:t xml:space="preserve">steps_ahead]</w:t>
-      </w:r>
-      <w:r>
-        <w:br/>
-      </w:r>
-      <w:r>
-        <w:br/>
-      </w:r>
-      <w:r>
-        <w:rPr>
-          <w:rStyle w:val="FunctionTok"/>
-        </w:rPr>
-        <w:t xml:space="preserve">print</w:t>
-      </w:r>
-      <w:r>
-        <w:rPr>
-          <w:rStyle w:val="NormalTok"/>
-        </w:rPr>
-        <w:t xml:space="preserve">(</w:t>
-      </w:r>
-      <w:r>
-        <w:rPr>
-          <w:rStyle w:val="FunctionTok"/>
-        </w:rPr>
-        <w:t xml:space="preserve">sprintf</w:t>
-      </w:r>
-      <w:r>
-        <w:rPr>
-          <w:rStyle w:val="NormalTok"/>
-        </w:rPr>
-        <w:t xml:space="preserve">(</w:t>
-      </w:r>
-      <w:r>
-        <w:rPr>
-          <w:rStyle w:val="StringTok"/>
-        </w:rPr>
-        <w:t xml:space="preserve">"%.2f, %.2f"</w:t>
-      </w:r>
-      <w:r>
-        <w:rPr>
-          <w:rStyle w:val="NormalTok"/>
-        </w:rPr>
-        <w:t xml:space="preserve">, output, prediction))</w:t>
+        <w:pStyle w:val="FirstParagraph"/>
+      </w:pPr>
+      <w:r>
+        <w:t xml:space="preserve">We now forecast the test set and compare the predicted values with the observed ones.</w:t>
       </w:r>
     </w:p>
     <w:p>
@@ -1975,103 +1756,328 @@
       </w:pPr>
       <w:r>
         <w:rPr>
-          <w:rStyle w:val="VerbatimChar"/>
-        </w:rPr>
-        <w:t xml:space="preserve">## [1] "0.41, 0.39"   "0.17, 0.18"   "-0.08, -0.05" "-0.32, -0.28" "-0.54, -0.52"</w:t>
+          <w:rStyle w:val="CommentTok"/>
+        </w:rPr>
+        <w:t xml:space="preserve"># Forecast on test set</w:t>
+      </w:r>
+      <w:r>
+        <w:br/>
+      </w:r>
+      <w:r>
+        <w:br/>
+      </w:r>
+      <w:r>
+        <w:rPr>
+          <w:rStyle w:val="NormalTok"/>
+        </w:rPr>
+        <w:t xml:space="preserve">steps_ahead </w:t>
+      </w:r>
+      <w:r>
+        <w:rPr>
+          <w:rStyle w:val="OtherTok"/>
+        </w:rPr>
+        <w:t xml:space="preserve">&lt;-</w:t>
+      </w:r>
+      <w:r>
+        <w:rPr>
+          <w:rStyle w:val="NormalTok"/>
+        </w:rPr>
+        <w:t xml:space="preserve"> </w:t>
+      </w:r>
+      <w:r>
+        <w:rPr>
+          <w:rStyle w:val="DecValTok"/>
+        </w:rPr>
+        <w:t xml:space="preserve">1</w:t>
+      </w:r>
+      <w:r>
+        <w:br/>
+      </w:r>
+      <w:r>
+        <w:rPr>
+          <w:rStyle w:val="NormalTok"/>
+        </w:rPr>
+        <w:t xml:space="preserve">prediction </w:t>
+      </w:r>
+      <w:r>
+        <w:rPr>
+          <w:rStyle w:val="OtherTok"/>
+        </w:rPr>
+        <w:t xml:space="preserve">&lt;-</w:t>
+      </w:r>
+      <w:r>
+        <w:rPr>
+          <w:rStyle w:val="NormalTok"/>
+        </w:rPr>
+        <w:t xml:space="preserve"> </w:t>
+      </w:r>
+      <w:r>
+        <w:rPr>
+          <w:rStyle w:val="FunctionTok"/>
+        </w:rPr>
+        <w:t xml:space="preserve">predict</w:t>
+      </w:r>
+      <w:r>
+        <w:rPr>
+          <w:rStyle w:val="NormalTok"/>
+        </w:rPr>
+        <w:t xml:space="preserve">(model, </w:t>
+      </w:r>
+      <w:r>
+        <w:rPr>
+          <w:rStyle w:val="AttributeTok"/>
+        </w:rPr>
+        <w:t xml:space="preserve">x =</w:t>
+      </w:r>
+      <w:r>
+        <w:rPr>
+          <w:rStyle w:val="NormalTok"/>
+        </w:rPr>
+        <w:t xml:space="preserve"> io_test</w:t>
+      </w:r>
+      <w:r>
+        <w:rPr>
+          <w:rStyle w:val="SpecialCharTok"/>
+        </w:rPr>
+        <w:t xml:space="preserve">$</w:t>
+      </w:r>
+      <w:r>
+        <w:rPr>
+          <w:rStyle w:val="NormalTok"/>
+        </w:rPr>
+        <w:t xml:space="preserve">input, </w:t>
+      </w:r>
+      <w:r>
+        <w:rPr>
+          <w:rStyle w:val="AttributeTok"/>
+        </w:rPr>
+        <w:t xml:space="preserve">steps_ahead =</w:t>
+      </w:r>
+      <w:r>
+        <w:rPr>
+          <w:rStyle w:val="NormalTok"/>
+        </w:rPr>
+        <w:t xml:space="preserve"> steps_ahead)</w:t>
+      </w:r>
+      <w:r>
+        <w:br/>
+      </w:r>
+      <w:r>
+        <w:rPr>
+          <w:rStyle w:val="NormalTok"/>
+        </w:rPr>
+        <w:t xml:space="preserve">prediction </w:t>
+      </w:r>
+      <w:r>
+        <w:rPr>
+          <w:rStyle w:val="OtherTok"/>
+        </w:rPr>
+        <w:t xml:space="preserve">&lt;-</w:t>
+      </w:r>
+      <w:r>
+        <w:rPr>
+          <w:rStyle w:val="NormalTok"/>
+        </w:rPr>
+        <w:t xml:space="preserve"> </w:t>
+      </w:r>
+      <w:r>
+        <w:rPr>
+          <w:rStyle w:val="FunctionTok"/>
+        </w:rPr>
+        <w:t xml:space="preserve">as.vector</w:t>
+      </w:r>
+      <w:r>
+        <w:rPr>
+          <w:rStyle w:val="NormalTok"/>
+        </w:rPr>
+        <w:t xml:space="preserve">(prediction)</w:t>
+      </w:r>
+      <w:r>
+        <w:br/>
+      </w:r>
+      <w:r>
+        <w:br/>
+      </w:r>
+      <w:r>
+        <w:rPr>
+          <w:rStyle w:val="NormalTok"/>
+        </w:rPr>
+        <w:t xml:space="preserve">output </w:t>
+      </w:r>
+      <w:r>
+        <w:rPr>
+          <w:rStyle w:val="OtherTok"/>
+        </w:rPr>
+        <w:t xml:space="preserve">&lt;-</w:t>
+      </w:r>
+      <w:r>
+        <w:rPr>
+          <w:rStyle w:val="NormalTok"/>
+        </w:rPr>
+        <w:t xml:space="preserve"> </w:t>
+      </w:r>
+      <w:r>
+        <w:rPr>
+          <w:rStyle w:val="FunctionTok"/>
+        </w:rPr>
+        <w:t xml:space="preserve">as.vector</w:t>
+      </w:r>
+      <w:r>
+        <w:rPr>
+          <w:rStyle w:val="NormalTok"/>
+        </w:rPr>
+        <w:t xml:space="preserve">(io_test</w:t>
+      </w:r>
+      <w:r>
+        <w:rPr>
+          <w:rStyle w:val="SpecialCharTok"/>
+        </w:rPr>
+        <w:t xml:space="preserve">$</w:t>
+      </w:r>
+      <w:r>
+        <w:rPr>
+          <w:rStyle w:val="NormalTok"/>
+        </w:rPr>
+        <w:t xml:space="preserve">output)</w:t>
+      </w:r>
+      <w:r>
+        <w:br/>
+      </w:r>
+      <w:r>
+        <w:rPr>
+          <w:rStyle w:val="ControlFlowTok"/>
+        </w:rPr>
+        <w:t xml:space="preserve">if</w:t>
+      </w:r>
+      <w:r>
+        <w:rPr>
+          <w:rStyle w:val="NormalTok"/>
+        </w:rPr>
+        <w:t xml:space="preserve"> (steps_ahead </w:t>
+      </w:r>
+      <w:r>
+        <w:rPr>
+          <w:rStyle w:val="SpecialCharTok"/>
+        </w:rPr>
+        <w:t xml:space="preserve">&gt;</w:t>
+      </w:r>
+      <w:r>
+        <w:rPr>
+          <w:rStyle w:val="NormalTok"/>
+        </w:rPr>
+        <w:t xml:space="preserve"> </w:t>
+      </w:r>
+      <w:r>
+        <w:rPr>
+          <w:rStyle w:val="DecValTok"/>
+        </w:rPr>
+        <w:t xml:space="preserve">1</w:t>
+      </w:r>
+      <w:r>
+        <w:rPr>
+          <w:rStyle w:val="NormalTok"/>
+        </w:rPr>
+        <w:t xml:space="preserve">)</w:t>
+      </w:r>
+      <w:r>
+        <w:br/>
+      </w:r>
+      <w:r>
+        <w:rPr>
+          <w:rStyle w:val="NormalTok"/>
+        </w:rPr>
+        <w:t xml:space="preserve">  output </w:t>
+      </w:r>
+      <w:r>
+        <w:rPr>
+          <w:rStyle w:val="OtherTok"/>
+        </w:rPr>
+        <w:t xml:space="preserve">&lt;-</w:t>
+      </w:r>
+      <w:r>
+        <w:rPr>
+          <w:rStyle w:val="NormalTok"/>
+        </w:rPr>
+        <w:t xml:space="preserve"> output[</w:t>
+      </w:r>
+      <w:r>
+        <w:rPr>
+          <w:rStyle w:val="DecValTok"/>
+        </w:rPr>
+        <w:t xml:space="preserve">1</w:t>
+      </w:r>
+      <w:r>
+        <w:rPr>
+          <w:rStyle w:val="SpecialCharTok"/>
+        </w:rPr>
+        <w:t xml:space="preserve">:</w:t>
+      </w:r>
+      <w:r>
+        <w:rPr>
+          <w:rStyle w:val="NormalTok"/>
+        </w:rPr>
+        <w:t xml:space="preserve">steps_ahead]</w:t>
+      </w:r>
+      <w:r>
+        <w:br/>
+      </w:r>
+      <w:r>
+        <w:br/>
+      </w:r>
+      <w:r>
+        <w:rPr>
+          <w:rStyle w:val="FunctionTok"/>
+        </w:rPr>
+        <w:t xml:space="preserve">print</w:t>
+      </w:r>
+      <w:r>
+        <w:rPr>
+          <w:rStyle w:val="NormalTok"/>
+        </w:rPr>
+        <w:t xml:space="preserve">(</w:t>
+      </w:r>
+      <w:r>
+        <w:rPr>
+          <w:rStyle w:val="FunctionTok"/>
+        </w:rPr>
+        <w:t xml:space="preserve">sprintf</w:t>
+      </w:r>
+      <w:r>
+        <w:rPr>
+          <w:rStyle w:val="NormalTok"/>
+        </w:rPr>
+        <w:t xml:space="preserve">(</w:t>
+      </w:r>
+      <w:r>
+        <w:rPr>
+          <w:rStyle w:val="StringTok"/>
+        </w:rPr>
+        <w:t xml:space="preserve">"%.2f, %.2f"</w:t>
+      </w:r>
+      <w:r>
+        <w:rPr>
+          <w:rStyle w:val="NormalTok"/>
+        </w:rPr>
+        <w:t xml:space="preserve">, output, prediction))</w:t>
       </w:r>
     </w:p>
     <w:p>
       <w:pPr>
-        <w:pStyle w:val="FirstParagraph"/>
-      </w:pPr>
-      <w:r>
-        <w:t xml:space="preserve">This chunk evaluates the custom component on the held-out test segment.</w:t>
+        <w:pStyle w:val="SourceCode"/>
+      </w:pPr>
+      <w:r>
+        <w:rPr>
+          <w:rStyle w:val="VerbatimChar"/>
+        </w:rPr>
+        <w:t xml:space="preserve">## [1] "0.41, -0.26"  "0.17, -0.27"  "-0.08, -0.30" "-0.32, -0.35" "-0.54, -0.41"</w:t>
       </w:r>
     </w:p>
     <w:p>
       <w:pPr>
-        <w:pStyle w:val="SourceCode"/>
-      </w:pPr>
-      <w:r>
-        <w:rPr>
-          <w:rStyle w:val="CommentTok"/>
-        </w:rPr>
-        <w:t xml:space="preserve"># Test evaluation</w:t>
-      </w:r>
-      <w:r>
-        <w:br/>
-      </w:r>
-      <w:r>
-        <w:br/>
-      </w:r>
-      <w:r>
-        <w:rPr>
-          <w:rStyle w:val="NormalTok"/>
-        </w:rPr>
-        <w:t xml:space="preserve">ev_test </w:t>
-      </w:r>
-      <w:r>
-        <w:rPr>
-          <w:rStyle w:val="OtherTok"/>
-        </w:rPr>
-        <w:t xml:space="preserve">&lt;-</w:t>
-      </w:r>
-      <w:r>
-        <w:rPr>
-          <w:rStyle w:val="NormalTok"/>
-        </w:rPr>
-        <w:t xml:space="preserve"> </w:t>
-      </w:r>
-      <w:r>
-        <w:rPr>
-          <w:rStyle w:val="FunctionTok"/>
-        </w:rPr>
-        <w:t xml:space="preserve">evaluate</w:t>
-      </w:r>
-      <w:r>
-        <w:rPr>
-          <w:rStyle w:val="NormalTok"/>
-        </w:rPr>
-        <w:t xml:space="preserve">(model, output, prediction)</w:t>
-      </w:r>
-      <w:r>
-        <w:br/>
-      </w:r>
-      <w:r>
-        <w:rPr>
-          <w:rStyle w:val="FunctionTok"/>
-        </w:rPr>
-        <w:t xml:space="preserve">print</w:t>
-      </w:r>
-      <w:r>
-        <w:rPr>
-          <w:rStyle w:val="NormalTok"/>
-        </w:rPr>
-        <w:t xml:space="preserve">(</w:t>
-      </w:r>
-      <w:r>
-        <w:rPr>
-          <w:rStyle w:val="FunctionTok"/>
-        </w:rPr>
-        <w:t xml:space="preserve">head</w:t>
-      </w:r>
-      <w:r>
-        <w:rPr>
-          <w:rStyle w:val="NormalTok"/>
-        </w:rPr>
-        <w:t xml:space="preserve">(ev_test</w:t>
-      </w:r>
-      <w:r>
-        <w:rPr>
-          <w:rStyle w:val="SpecialCharTok"/>
-        </w:rPr>
-        <w:t xml:space="preserve">$</w:t>
-      </w:r>
-      <w:r>
-        <w:rPr>
-          <w:rStyle w:val="NormalTok"/>
-        </w:rPr>
-        <w:t xml:space="preserve">metrics))</w:t>
+        <w:pStyle w:val="FirstParagraph"/>
+      </w:pPr>
+      <w:r>
+        <w:t xml:space="preserve">This chunk evaluates the custom component on the held-out test segment.</w:t>
       </w:r>
     </w:p>
     <w:p>
@@ -2080,18 +2086,84 @@
       </w:pPr>
       <w:r>
         <w:rPr>
-          <w:rStyle w:val="VerbatimChar"/>
-        </w:rPr>
-        <w:t xml:space="preserve">##            mse     smape        R2</w:t>
-      </w:r>
-      <w:r>
-        <w:br/>
-      </w:r>
-      <w:r>
-        <w:rPr>
-          <w:rStyle w:val="VerbatimChar"/>
-        </w:rPr>
-        <w:t xml:space="preserve">## 1 0.0007411934 0.1523018 0.9935983</w:t>
+          <w:rStyle w:val="CommentTok"/>
+        </w:rPr>
+        <w:t xml:space="preserve"># Test evaluation</w:t>
+      </w:r>
+      <w:r>
+        <w:br/>
+      </w:r>
+      <w:r>
+        <w:br/>
+      </w:r>
+      <w:r>
+        <w:rPr>
+          <w:rStyle w:val="NormalTok"/>
+        </w:rPr>
+        <w:t xml:space="preserve">ev_test </w:t>
+      </w:r>
+      <w:r>
+        <w:rPr>
+          <w:rStyle w:val="OtherTok"/>
+        </w:rPr>
+        <w:t xml:space="preserve">&lt;-</w:t>
+      </w:r>
+      <w:r>
+        <w:rPr>
+          <w:rStyle w:val="NormalTok"/>
+        </w:rPr>
+        <w:t xml:space="preserve"> </w:t>
+      </w:r>
+      <w:r>
+        <w:rPr>
+          <w:rStyle w:val="FunctionTok"/>
+        </w:rPr>
+        <w:t xml:space="preserve">evaluate</w:t>
+      </w:r>
+      <w:r>
+        <w:rPr>
+          <w:rStyle w:val="NormalTok"/>
+        </w:rPr>
+        <w:t xml:space="preserve">(model, output, prediction)</w:t>
+      </w:r>
+      <w:r>
+        <w:br/>
+      </w:r>
+      <w:r>
+        <w:rPr>
+          <w:rStyle w:val="FunctionTok"/>
+        </w:rPr>
+        <w:t xml:space="preserve">print</w:t>
+      </w:r>
+      <w:r>
+        <w:rPr>
+          <w:rStyle w:val="NormalTok"/>
+        </w:rPr>
+        <w:t xml:space="preserve">(</w:t>
+      </w:r>
+      <w:r>
+        <w:rPr>
+          <w:rStyle w:val="FunctionTok"/>
+        </w:rPr>
+        <w:t xml:space="preserve">head</w:t>
+      </w:r>
+      <w:r>
+        <w:rPr>
+          <w:rStyle w:val="NormalTok"/>
+        </w:rPr>
+        <w:t xml:space="preserve">(ev_test</w:t>
+      </w:r>
+      <w:r>
+        <w:rPr>
+          <w:rStyle w:val="SpecialCharTok"/>
+        </w:rPr>
+        <w:t xml:space="preserve">$</w:t>
+      </w:r>
+      <w:r>
+        <w:rPr>
+          <w:rStyle w:val="NormalTok"/>
+        </w:rPr>
+        <w:t xml:space="preserve">metrics))</w:t>
       </w:r>
     </w:p>
     <w:p>
@@ -2100,87 +2172,18 @@
       </w:pPr>
       <w:r>
         <w:rPr>
-          <w:rStyle w:val="FunctionTok"/>
-        </w:rPr>
-        <w:t xml:space="preserve">print</w:t>
-      </w:r>
-      <w:r>
-        <w:rPr>
-          <w:rStyle w:val="NormalTok"/>
-        </w:rPr>
-        <w:t xml:space="preserve">(</w:t>
-      </w:r>
-      <w:r>
-        <w:rPr>
-          <w:rStyle w:val="FunctionTok"/>
-        </w:rPr>
-        <w:t xml:space="preserve">sprintf</w:t>
-      </w:r>
-      <w:r>
-        <w:rPr>
-          <w:rStyle w:val="NormalTok"/>
-        </w:rPr>
-        <w:t xml:space="preserve">(</w:t>
-      </w:r>
-      <w:r>
-        <w:rPr>
-          <w:rStyle w:val="StringTok"/>
-        </w:rPr>
-        <w:t xml:space="preserve">"smape: %.2f"</w:t>
-      </w:r>
-      <w:r>
-        <w:rPr>
-          <w:rStyle w:val="NormalTok"/>
-        </w:rPr>
-        <w:t xml:space="preserve">, </w:t>
-      </w:r>
-      <w:r>
-        <w:rPr>
-          <w:rStyle w:val="DecValTok"/>
-        </w:rPr>
-        <w:t xml:space="preserve">100</w:t>
-      </w:r>
-      <w:r>
-        <w:rPr>
-          <w:rStyle w:val="NormalTok"/>
-        </w:rPr>
-        <w:t xml:space="preserve"> </w:t>
-      </w:r>
-      <w:r>
-        <w:rPr>
-          <w:rStyle w:val="SpecialCharTok"/>
-        </w:rPr>
-        <w:t xml:space="preserve">*</w:t>
-      </w:r>
-      <w:r>
-        <w:rPr>
-          <w:rStyle w:val="NormalTok"/>
-        </w:rPr>
-        <w:t xml:space="preserve"> ev_test</w:t>
-      </w:r>
-      <w:r>
-        <w:rPr>
-          <w:rStyle w:val="SpecialCharTok"/>
-        </w:rPr>
-        <w:t xml:space="preserve">$</w:t>
-      </w:r>
-      <w:r>
-        <w:rPr>
-          <w:rStyle w:val="NormalTok"/>
-        </w:rPr>
-        <w:t xml:space="preserve">metrics</w:t>
-      </w:r>
-      <w:r>
-        <w:rPr>
-          <w:rStyle w:val="SpecialCharTok"/>
-        </w:rPr>
-        <w:t xml:space="preserve">$</w:t>
-      </w:r>
-      <w:r>
-        <w:rPr>
-          <w:rStyle w:val="NormalTok"/>
-        </w:rPr>
-        <w:t xml:space="preserve">smape))</w:t>
+          <w:rStyle w:val="VerbatimChar"/>
+        </w:rPr>
+        <w:t xml:space="preserve">##         mse    smape         R2</w:t>
+      </w:r>
+      <w:r>
+        <w:br/>
+      </w:r>
+      <w:r>
+        <w:rPr>
+          <w:rStyle w:val="VerbatimChar"/>
+        </w:rPr>
+        <w:t xml:space="preserve">## 1 0.1418394 1.111921 -0.2250739</w:t>
       </w:r>
     </w:p>
     <w:p>
@@ -2189,9 +2192,98 @@
       </w:pPr>
       <w:r>
         <w:rPr>
+          <w:rStyle w:val="FunctionTok"/>
+        </w:rPr>
+        <w:t xml:space="preserve">print</w:t>
+      </w:r>
+      <w:r>
+        <w:rPr>
+          <w:rStyle w:val="NormalTok"/>
+        </w:rPr>
+        <w:t xml:space="preserve">(</w:t>
+      </w:r>
+      <w:r>
+        <w:rPr>
+          <w:rStyle w:val="FunctionTok"/>
+        </w:rPr>
+        <w:t xml:space="preserve">sprintf</w:t>
+      </w:r>
+      <w:r>
+        <w:rPr>
+          <w:rStyle w:val="NormalTok"/>
+        </w:rPr>
+        <w:t xml:space="preserve">(</w:t>
+      </w:r>
+      <w:r>
+        <w:rPr>
+          <w:rStyle w:val="StringTok"/>
+        </w:rPr>
+        <w:t xml:space="preserve">"smape: %.2f"</w:t>
+      </w:r>
+      <w:r>
+        <w:rPr>
+          <w:rStyle w:val="NormalTok"/>
+        </w:rPr>
+        <w:t xml:space="preserve">, </w:t>
+      </w:r>
+      <w:r>
+        <w:rPr>
+          <w:rStyle w:val="DecValTok"/>
+        </w:rPr>
+        <w:t xml:space="preserve">100</w:t>
+      </w:r>
+      <w:r>
+        <w:rPr>
+          <w:rStyle w:val="NormalTok"/>
+        </w:rPr>
+        <w:t xml:space="preserve"> </w:t>
+      </w:r>
+      <w:r>
+        <w:rPr>
+          <w:rStyle w:val="SpecialCharTok"/>
+        </w:rPr>
+        <w:t xml:space="preserve">*</w:t>
+      </w:r>
+      <w:r>
+        <w:rPr>
+          <w:rStyle w:val="NormalTok"/>
+        </w:rPr>
+        <w:t xml:space="preserve"> ev_test</w:t>
+      </w:r>
+      <w:r>
+        <w:rPr>
+          <w:rStyle w:val="SpecialCharTok"/>
+        </w:rPr>
+        <w:t xml:space="preserve">$</w:t>
+      </w:r>
+      <w:r>
+        <w:rPr>
+          <w:rStyle w:val="NormalTok"/>
+        </w:rPr>
+        <w:t xml:space="preserve">metrics</w:t>
+      </w:r>
+      <w:r>
+        <w:rPr>
+          <w:rStyle w:val="SpecialCharTok"/>
+        </w:rPr>
+        <w:t xml:space="preserve">$</w:t>
+      </w:r>
+      <w:r>
+        <w:rPr>
+          <w:rStyle w:val="NormalTok"/>
+        </w:rPr>
+        <w:t xml:space="preserve">smape))</w:t>
+      </w:r>
+    </w:p>
+    <w:p>
+      <w:pPr>
+        <w:pStyle w:val="SourceCode"/>
+      </w:pPr>
+      <w:r>
+        <w:rPr>
           <w:rStyle w:val="VerbatimChar"/>
         </w:rPr>
-        <w:t xml:space="preserve">## [1] "smape: 15.23"</w:t>
+        <w:t xml:space="preserve">## [1] "smape: 111.19"</w:t>
       </w:r>
     </w:p>
     <w:p>
@@ -2410,7 +2502,7 @@
               <a:graphicData uri="http://schemas.openxmlformats.org/drawingml/2006/picture">
                 <pic:pic>
                   <pic:nvPicPr>
-                    <pic:cNvPr descr="/home/gpca/daltoolboxdp/examples/timeseries/doc/22_ts_lstm_dynamic_patience_files/e3966ee09fdcbde715444517f105b77b9bca2c76.png" id="14" name="Picture"/>
+                    <pic:cNvPr descr="/home/gpca/daltoolboxdp/examples/timeseries/doc/22_ts_lstm_dynamic_patience_files/987d6741e26d6aa26998e323c1ff45350fdb5350.png" id="14" name="Picture"/>
                     <pic:cNvPicPr>
                       <a:picLocks noChangeArrowheads="1" noChangeAspect="1"/>
                     </pic:cNvPicPr>
@@ -2965,7 +3057,7 @@
               <a:graphicData uri="http://schemas.openxmlformats.org/drawingml/2006/picture">
                 <pic:pic>
                   <pic:nvPicPr>
-                    <pic:cNvPr descr="/home/gpca/daltoolboxdp/examples/timeseries/doc/22_ts_lstm_dynamic_patience_files/c3468c08751aab5eb92985b5909e7cbb647fb950.png" id="17" name="Picture"/>
+                    <pic:cNvPr descr="/home/gpca/daltoolboxdp/examples/timeseries/doc/22_ts_lstm_dynamic_patience_files/a3f586e3663a1feedcb99d30997cd35be266b516.png" id="17" name="Picture"/>
                     <pic:cNvPicPr>
                       <a:picLocks noChangeArrowheads="1" noChangeAspect="1"/>
                     </pic:cNvPicPr>
@@ -3044,7 +3136,7 @@
         <w:rPr>
           <w:rStyle w:val="VerbatimChar"/>
         </w:rPr>
-        <w:t xml:space="preserve">## [1] 147</w:t>
+        <w:t xml:space="preserve">## [1] 36</w:t>
       </w:r>
     </w:p>
     <w:p>

--- a/examples/timeseries/doc/22_ts_lstm_dynamic_patience.docx
+++ b/examples/timeseries/doc/22_ts_lstm_dynamic_patience.docx
@@ -333,7 +333,7 @@
         <w:rPr>
           <w:rStyle w:val="VerbatimChar"/>
         </w:rPr>
-        <w:t xml:space="preserve">##             t9        t8        t7        t6        t5        t4        t3        t2        t1        t0</w:t>
+        <w:t xml:space="preserve">##             t9        t8        t7        t6        t5        t4        t3</w:t>
       </w:r>
       <w:r>
         <w:br/>
@@ -342,7 +342,7 @@
         <w:rPr>
           <w:rStyle w:val="VerbatimChar"/>
         </w:rPr>
-        <w:t xml:space="preserve">## [1,] 0.0000000 0.2474040 0.4794255 0.6816388 0.8414710 0.9489846 0.9974950 0.9839859 0.9092974 0.7780732</w:t>
+        <w:t xml:space="preserve">## [1,] 0.0000000 0.2474040 0.4794255 0.6816388 0.8414710 0.9489846 0.9974950</w:t>
       </w:r>
       <w:r>
         <w:br/>
@@ -351,7 +351,7 @@
         <w:rPr>
           <w:rStyle w:val="VerbatimChar"/>
         </w:rPr>
-        <w:t xml:space="preserve">## [2,] 0.2474040 0.4794255 0.6816388 0.8414710 0.9489846 0.9974950 0.9839859 0.9092974 0.7780732 0.5984721</w:t>
+        <w:t xml:space="preserve">## [2,] 0.2474040 0.4794255 0.6816388 0.8414710 0.9489846 0.9974950 0.9839859</w:t>
       </w:r>
       <w:r>
         <w:br/>
@@ -360,7 +360,43 @@
         <w:rPr>
           <w:rStyle w:val="VerbatimChar"/>
         </w:rPr>
-        <w:t xml:space="preserve">## [3,] 0.4794255 0.6816388 0.8414710 0.9489846 0.9974950 0.9839859 0.9092974 0.7780732 0.5984721 0.3816610</w:t>
+        <w:t xml:space="preserve">## [3,] 0.4794255 0.6816388 0.8414710 0.9489846 0.9974950 0.9839859 0.9092974</w:t>
+      </w:r>
+      <w:r>
+        <w:br/>
+      </w:r>
+      <w:r>
+        <w:rPr>
+          <w:rStyle w:val="VerbatimChar"/>
+        </w:rPr>
+        <w:t xml:space="preserve">##             t2        t1        t0</w:t>
+      </w:r>
+      <w:r>
+        <w:br/>
+      </w:r>
+      <w:r>
+        <w:rPr>
+          <w:rStyle w:val="VerbatimChar"/>
+        </w:rPr>
+        <w:t xml:space="preserve">## [1,] 0.9839859 0.9092974 0.7780732</w:t>
+      </w:r>
+      <w:r>
+        <w:br/>
+      </w:r>
+      <w:r>
+        <w:rPr>
+          <w:rStyle w:val="VerbatimChar"/>
+        </w:rPr>
+        <w:t xml:space="preserve">## [2,] 0.9092974 0.7780732 0.5984721</w:t>
+      </w:r>
+      <w:r>
+        <w:br/>
+      </w:r>
+      <w:r>
+        <w:rPr>
+          <w:rStyle w:val="VerbatimChar"/>
+        </w:rPr>
+        <w:t xml:space="preserve">## [3,] 0.7780732 0.5984721 0.3816610</w:t>
       </w:r>
     </w:p>
     <w:p>
@@ -531,7 +567,7 @@
               <a:graphicData uri="http://schemas.openxmlformats.org/drawingml/2006/picture">
                 <pic:pic>
                   <pic:nvPicPr>
-                    <pic:cNvPr descr="/home/gpca/daltoolboxdp/examples/timeseries/doc/22_ts_lstm_dynamic_patience_files/2311a3ccdefa9666c559bd154e42236a6cdf3fea.png" id="11" name="Picture"/>
+                    <pic:cNvPr descr="C:\Git\dal\daltoolboxdp\examples\timeseries\doc\22_ts_lstm_dynamic_patience_files/716a4d1e457f97618aa46ca41f6f38e17df76816.png" id="11" name="Picture"/>
                     <pic:cNvPicPr>
                       <a:picLocks noChangeArrowheads="1" noChangeAspect="1"/>
                     </pic:cNvPicPr>
@@ -1739,7 +1775,7 @@
         <w:rPr>
           <w:rStyle w:val="VerbatimChar"/>
         </w:rPr>
-        <w:t xml:space="preserve">## [1] 0.7657567</w:t>
+        <w:t xml:space="preserve">## [1] 1.155655</w:t>
       </w:r>
     </w:p>
     <w:p>
@@ -2069,7 +2105,7 @@
         <w:rPr>
           <w:rStyle w:val="VerbatimChar"/>
         </w:rPr>
-        <w:t xml:space="preserve">## [1] "0.41, -0.26"  "0.17, -0.27"  "-0.08, -0.30" "-0.32, -0.35" "-0.54, -0.41"</w:t>
+        <w:t xml:space="preserve">## [1] "0.41, -0.60"  "0.17, -0.61"  "-0.08, -0.64" "-0.32, -0.67" "-0.54, -0.72"</w:t>
       </w:r>
     </w:p>
     <w:p>
@@ -2174,7 +2210,7 @@
         <w:rPr>
           <w:rStyle w:val="VerbatimChar"/>
         </w:rPr>
-        <w:t xml:space="preserve">##         mse    smape         R2</w:t>
+        <w:t xml:space="preserve">##         mse    smape        R2</w:t>
       </w:r>
       <w:r>
         <w:br/>
@@ -2183,7 +2219,7 @@
         <w:rPr>
           <w:rStyle w:val="VerbatimChar"/>
         </w:rPr>
-        <w:t xml:space="preserve">## 1 0.1418394 1.111921 -0.2250739</w:t>
+        <w:t xml:space="preserve">## 1 0.4250087 1.313605 -2.670822</w:t>
       </w:r>
     </w:p>
     <w:p>
@@ -2283,7 +2319,7 @@
         <w:rPr>
           <w:rStyle w:val="VerbatimChar"/>
         </w:rPr>
-        <w:t xml:space="preserve">## [1] "smape: 111.19"</w:t>
+        <w:t xml:space="preserve">## [1] "smape: 131.36"</w:t>
       </w:r>
     </w:p>
     <w:p>
@@ -2502,7 +2538,7 @@
               <a:graphicData uri="http://schemas.openxmlformats.org/drawingml/2006/picture">
                 <pic:pic>
                   <pic:nvPicPr>
-                    <pic:cNvPr descr="/home/gpca/daltoolboxdp/examples/timeseries/doc/22_ts_lstm_dynamic_patience_files/987d6741e26d6aa26998e323c1ff45350fdb5350.png" id="14" name="Picture"/>
+                    <pic:cNvPr descr="C:\Git\dal\daltoolboxdp\examples\timeseries\doc\22_ts_lstm_dynamic_patience_files/4172235a5f29262b8a1ee24980eea9f49b0587fb.png" id="14" name="Picture"/>
                     <pic:cNvPicPr>
                       <a:picLocks noChangeArrowheads="1" noChangeAspect="1"/>
                     </pic:cNvPicPr>
@@ -3057,7 +3093,7 @@
               <a:graphicData uri="http://schemas.openxmlformats.org/drawingml/2006/picture">
                 <pic:pic>
                   <pic:nvPicPr>
-                    <pic:cNvPr descr="/home/gpca/daltoolboxdp/examples/timeseries/doc/22_ts_lstm_dynamic_patience_files/a3f586e3663a1feedcb99d30997cd35be266b516.png" id="17" name="Picture"/>
+                    <pic:cNvPr descr="C:\Git\dal\daltoolboxdp\examples\timeseries\doc\22_ts_lstm_dynamic_patience_files/e42ed4071335b17afddf15d473b9a5e66c99ac80.png" id="17" name="Picture"/>
                     <pic:cNvPicPr>
                       <a:picLocks noChangeArrowheads="1" noChangeAspect="1"/>
                     </pic:cNvPicPr>
@@ -3136,7 +3172,7 @@
         <w:rPr>
           <w:rStyle w:val="VerbatimChar"/>
         </w:rPr>
-        <w:t xml:space="preserve">## [1] 36</w:t>
+        <w:t xml:space="preserve">## [1] 32</w:t>
       </w:r>
     </w:p>
     <w:p>

--- a/examples/timeseries/doc/22_ts_lstm_dynamic_patience.docx
+++ b/examples/timeseries/doc/22_ts_lstm_dynamic_patience.docx
@@ -333,7 +333,7 @@
         <w:rPr>
           <w:rStyle w:val="VerbatimChar"/>
         </w:rPr>
-        <w:t xml:space="preserve">##             t9        t8        t7        t6        t5        t4        t3</w:t>
+        <w:t xml:space="preserve">##             t9        t8        t7        t6        t5        t4        t3        t2        t1        t0</w:t>
       </w:r>
       <w:r>
         <w:br/>
@@ -342,7 +342,7 @@
         <w:rPr>
           <w:rStyle w:val="VerbatimChar"/>
         </w:rPr>
-        <w:t xml:space="preserve">## [1,] 0.0000000 0.2474040 0.4794255 0.6816388 0.8414710 0.9489846 0.9974950</w:t>
+        <w:t xml:space="preserve">## [1,] 0.0000000 0.2474040 0.4794255 0.6816388 0.8414710 0.9489846 0.9974950 0.9839859 0.9092974 0.7780732</w:t>
       </w:r>
       <w:r>
         <w:br/>
@@ -351,7 +351,7 @@
         <w:rPr>
           <w:rStyle w:val="VerbatimChar"/>
         </w:rPr>
-        <w:t xml:space="preserve">## [2,] 0.2474040 0.4794255 0.6816388 0.8414710 0.9489846 0.9974950 0.9839859</w:t>
+        <w:t xml:space="preserve">## [2,] 0.2474040 0.4794255 0.6816388 0.8414710 0.9489846 0.9974950 0.9839859 0.9092974 0.7780732 0.5984721</w:t>
       </w:r>
       <w:r>
         <w:br/>
@@ -360,43 +360,7 @@
         <w:rPr>
           <w:rStyle w:val="VerbatimChar"/>
         </w:rPr>
-        <w:t xml:space="preserve">## [3,] 0.4794255 0.6816388 0.8414710 0.9489846 0.9974950 0.9839859 0.9092974</w:t>
-      </w:r>
-      <w:r>
-        <w:br/>
-      </w:r>
-      <w:r>
-        <w:rPr>
-          <w:rStyle w:val="VerbatimChar"/>
-        </w:rPr>
-        <w:t xml:space="preserve">##             t2        t1        t0</w:t>
-      </w:r>
-      <w:r>
-        <w:br/>
-      </w:r>
-      <w:r>
-        <w:rPr>
-          <w:rStyle w:val="VerbatimChar"/>
-        </w:rPr>
-        <w:t xml:space="preserve">## [1,] 0.9839859 0.9092974 0.7780732</w:t>
-      </w:r>
-      <w:r>
-        <w:br/>
-      </w:r>
-      <w:r>
-        <w:rPr>
-          <w:rStyle w:val="VerbatimChar"/>
-        </w:rPr>
-        <w:t xml:space="preserve">## [2,] 0.9092974 0.7780732 0.5984721</w:t>
-      </w:r>
-      <w:r>
-        <w:br/>
-      </w:r>
-      <w:r>
-        <w:rPr>
-          <w:rStyle w:val="VerbatimChar"/>
-        </w:rPr>
-        <w:t xml:space="preserve">## [3,] 0.7780732 0.5984721 0.3816610</w:t>
+        <w:t xml:space="preserve">## [3,] 0.4794255 0.6816388 0.8414710 0.9489846 0.9974950 0.9839859 0.9092974 0.7780732 0.5984721 0.3816610</w:t>
       </w:r>
     </w:p>
     <w:p>
@@ -567,7 +531,7 @@
               <a:graphicData uri="http://schemas.openxmlformats.org/drawingml/2006/picture">
                 <pic:pic>
                   <pic:nvPicPr>
-                    <pic:cNvPr descr="C:\Git\dal\daltoolboxdp\examples\timeseries\doc\22_ts_lstm_dynamic_patience_files/716a4d1e457f97618aa46ca41f6f38e17df76816.png" id="11" name="Picture"/>
+                    <pic:cNvPr descr="/home/gpca/daltoolboxdp/examples/timeseries/doc/22_ts_lstm_dynamic_patience_files/2311a3ccdefa9666c559bd154e42236a6cdf3fea.png" id="11" name="Picture"/>
                     <pic:cNvPicPr>
                       <a:picLocks noChangeArrowheads="1" noChangeAspect="1"/>
                     </pic:cNvPicPr>
@@ -2219,7 +2183,7 @@
         <w:rPr>
           <w:rStyle w:val="VerbatimChar"/>
         </w:rPr>
-        <w:t xml:space="preserve">## 1 0.4250087 1.313605 -2.670822</w:t>
+        <w:t xml:space="preserve">## 1 0.4250084 1.313605 -2.670819</w:t>
       </w:r>
     </w:p>
     <w:p>
@@ -2538,7 +2502,7 @@
               <a:graphicData uri="http://schemas.openxmlformats.org/drawingml/2006/picture">
                 <pic:pic>
                   <pic:nvPicPr>
-                    <pic:cNvPr descr="C:\Git\dal\daltoolboxdp\examples\timeseries\doc\22_ts_lstm_dynamic_patience_files/4172235a5f29262b8a1ee24980eea9f49b0587fb.png" id="14" name="Picture"/>
+                    <pic:cNvPr descr="/home/gpca/daltoolboxdp/examples/timeseries/doc/22_ts_lstm_dynamic_patience_files/7e45d4072122562365290eacbc82ea179f066517.png" id="14" name="Picture"/>
                     <pic:cNvPicPr>
                       <a:picLocks noChangeArrowheads="1" noChangeAspect="1"/>
                     </pic:cNvPicPr>
@@ -3093,7 +3057,7 @@
               <a:graphicData uri="http://schemas.openxmlformats.org/drawingml/2006/picture">
                 <pic:pic>
                   <pic:nvPicPr>
-                    <pic:cNvPr descr="C:\Git\dal\daltoolboxdp\examples\timeseries\doc\22_ts_lstm_dynamic_patience_files/e42ed4071335b17afddf15d473b9a5e66c99ac80.png" id="17" name="Picture"/>
+                    <pic:cNvPr descr="/home/gpca/daltoolboxdp/examples/timeseries/doc/22_ts_lstm_dynamic_patience_files/45a127e2b417a996501c4bef037da63e80e777d6.png" id="17" name="Picture"/>
                     <pic:cNvPicPr>
                       <a:picLocks noChangeArrowheads="1" noChangeAspect="1"/>
                     </pic:cNvPicPr>
